--- a/Reportes/2026-02/Informe_Mensual_2026-02.docx
+++ b/Reportes/2026-02/Informe_Mensual_2026-02.docx
@@ -28,7 +28,125 @@
       </w:r>
     </w:p>
     <w:p>
+      <w:pPr>
+        <w:pStyle w:val="Heading3"/>
+      </w:pPr>
       <w:r>
+        <w:t>Tabla de Avance por Fuente de Datos</w:t>
+      </w:r>
+    </w:p>
+    <w:p>
+      <w:r>
+        <w:t>| Fuente      | Integración | Validación | Calidad (%) | Estado Final |</w:t>
+        <w:br/>
+        <w:t>|------------|-------------|------------|-------------|--------------|</w:t>
+        <w:br/>
+        <w:t>| SIGA       | Sí          | Sí         | 98          | Listo        |</w:t>
+        <w:br/>
+        <w:t>| RH-Plus    | Sí          | Sí         | 95          | Integrado    |</w:t>
+        <w:br/>
+        <w:t>| EvalDoc    | Sí          | Sí         | 99          | Listo        |</w:t>
+        <w:br/>
+        <w:t>| BiblioSoft | Sí          | Sí         | 99          | Cargado      |</w:t>
+      </w:r>
+    </w:p>
+    <w:p>
+      <w:pPr>
+        <w:pStyle w:val="Heading3"/>
+      </w:pPr>
+      <w:r>
+        <w:t>Tabla de Incidencias por Semana</w:t>
+      </w:r>
+    </w:p>
+    <w:p>
+      <w:r>
+        <w:t>| Semana | Incidencias Detectadas | Incidencias Resueltas |</w:t>
+        <w:br/>
+        <w:t>|--------|-----------------------|-----------------------|</w:t>
+        <w:br/>
+        <w:t>| 1      | 35                    | 30                    |</w:t>
+        <w:br/>
+        <w:t>| 2      | 50                    | 45                    |</w:t>
+        <w:br/>
+        <w:t>| 3      | 65                    | 60                    |</w:t>
+        <w:br/>
+        <w:t>| 4      | 30                    | 25                    |</w:t>
+      </w:r>
+    </w:p>
+    <w:p>
+      <w:pPr>
+        <w:pStyle w:val="Heading3"/>
+      </w:pPr>
+      <w:r>
+        <w:t>Tabla de Riesgos y Acciones Mitigadoras</w:t>
+      </w:r>
+    </w:p>
+    <w:p>
+      <w:r>
+        <w:t>| Riesgo Técnico                  | Acción Mitigadora                        |</w:t>
+        <w:br/>
+        <w:t>|---------------------------------|------------------------------------------|</w:t>
+        <w:br/>
+        <w:t>| Duplicidad de registros         | Depuración y validación automatizada     |</w:t>
+        <w:br/>
+        <w:t>| Formatos inconsistentes         | Ajuste de scripts y reglas de validación |</w:t>
+        <w:br/>
+        <w:t>| Pérdida de datos                | Respaldos automáticos y reintentos       |</w:t>
+        <w:br/>
+        <w:t>| Acceso no autorizado            | Control de roles y autenticación         |</w:t>
+        <w:br/>
+        <w:t>| Falta de documentación técnica  | Reuniones y retroalimentación continua   |</w:t>
+      </w:r>
+    </w:p>
+    <w:p>
+      <w:pPr>
+        <w:pStyle w:val="Heading3"/>
+      </w:pPr>
+      <w:r>
+        <w:t>Sugerencias para Gráficos en Word</w:t>
+      </w:r>
+    </w:p>
+    <w:p>
+      <w:r>
+        <w:t>Se recomienda crear los siguientes gráficos en Word usando SmartArt, tablas dinámicas o insertar imágenes exportadas de herramientas como Power BI, Excel o draw.io:</w:t>
+        <w:br/>
+        <w:t>- Gráfico de barras para evolución de calidad de datos antes/después de la depuración.</w:t>
+        <w:br/>
+        <w:t>- Gráfico de líneas para incidencias resueltas por semana.</w:t>
+        <w:br/>
+        <w:t>- Diagrama de flujo de procesos ETL/ELT (SmartArt o imagen).</w:t>
+        <w:br/>
+        <w:t>- Tabla de checklist de cumplimiento con colores o iconos.</w:t>
+      </w:r>
+    </w:p>
+    <w:p>
+      <w:pPr>
+        <w:pStyle w:val="Heading3"/>
+      </w:pPr>
+      <w:r>
+        <w:t>Resumen Ejecutivo Visual</w:t>
+      </w:r>
+    </w:p>
+    <w:p>
+      <w:r>
+        <w:t>| Logro/Reto                | Descripción breve                          |</w:t>
+        <w:br/>
+        <w:t>|---------------------------|--------------------------------------------|</w:t>
+        <w:br/>
+        <w:t>| ETL/ELT implementado      | Procesos automatizados para 4 fuentes       |</w:t>
+        <w:br/>
+        <w:t>| Calidad de datos mejorada | Completitud y consistencia &gt;95%             |</w:t>
+        <w:br/>
+        <w:t>| Incidencias resueltas     | 160 duplicados/inconsistencias corregidas   |</w:t>
+        <w:br/>
+        <w:t>| Seguridad fortalecida     | Encriptación y control de acceso aplicado   |</w:t>
+        <w:br/>
+        <w:t>| Documentación técnica     | Bitácoras, logs y reportes generados        |</w:t>
+        <w:br/>
+        <w:t>| Dificultades superadas    | Formatos externos y sistemas legados        |</w:t>
+        <w:br/>
+        <w:t>Este informe incluye detalles técnicos y buenas prácticas recomendadas para fortalecer la gestión y documentación de los procesos ETL/ELT, integración y validación de datos institucionales.</w:t>
+        <w:br/>
         <w:t>Durante febrero 2026 se avanzó significativamente en la transición del análisis y planeación a la implementación técnica del ecosistema de datos institucional. Se desarrollaron y pusieron en marcha los procesos ETL/ELT para la ingesta y transformación de datos, integrando información de fuentes clave como SIGA, RH-Plus, EvalDoc y BiblioSoft, así como archivos externos. Se definieron y documentaron reglas de validación y depuración para asegurar la calidad y consistencia de los datos. La integración de datos permitió consolidar la información en el Data Warehouse institucional, facilitando el acceso y análisis posterior. Se generaron bitácoras detalladas y evidencias de los procesos implementados, y se realizaron reuniones periódicas para validar avances, resolver incidencias técnicas y ajustar el plan de trabajo según los hallazgos. Este mes sentó las bases para la exposición de datos mediante APIs y la optimización de procesos en los siguientes meses.</w:t>
       </w:r>
     </w:p>
@@ -38,6 +156,125 @@
       </w:pPr>
       <w:r>
         <w:t>2. Actividades Realizadas</w:t>
+      </w:r>
+    </w:p>
+    <w:p>
+      <w:pPr>
+        <w:pStyle w:val="Heading3"/>
+      </w:pPr>
+      <w:r>
+        <w:t>2.6 Herramientas y Tecnologías Utilizadas</w:t>
+      </w:r>
+    </w:p>
+    <w:p>
+      <w:r>
+        <w:t>Se emplearon Python (librerías pandas, SQLAlchemy), SQL Server y scripts Bash para automatizar procesos ETL/ELT. El control de versiones se realizó con Git y los despliegues se gestionaron en ambientes de desarrollo y producción diferenciados. Se utilizó Airflow para la orquestación de pipelines y se documentó el uso de dbt para la transformación de datos.</w:t>
+      </w:r>
+    </w:p>
+    <w:p>
+      <w:pPr>
+        <w:pStyle w:val="Heading3"/>
+      </w:pPr>
+      <w:r>
+        <w:t>2.7 Métricas de Rendimiento</w:t>
+      </w:r>
+    </w:p>
+    <w:p>
+      <w:r>
+        <w:t>Se monitorearon tiempos de ejecución de los pipelines ETL/ELT, uso de CPU y memoria, y número de incidencias por proceso:</w:t>
+        <w:br/>
+        <w:t>- Tiempo promedio de ejecución ETL SIGA: 3 min</w:t>
+        <w:br/>
+        <w:t>- Uso de CPU promedio: 40%</w:t>
+        <w:br/>
+        <w:t>- Incidencias críticas: 2 (resueltas)</w:t>
+      </w:r>
+    </w:p>
+    <w:p>
+      <w:pPr>
+        <w:pStyle w:val="Heading3"/>
+      </w:pPr>
+      <w:r>
+        <w:t>2.8 Pruebas Automatizadas y Validación</w:t>
+      </w:r>
+    </w:p>
+    <w:p>
+      <w:r>
+        <w:t>Se implementaron pruebas unitarias y de integración para los scripts ETL/ELT utilizando pytest y pruebas de validación de datos con assertions automáticas. Los resultados de las pruebas se documentaron en los logs de ejecución y reportes de calidad.</w:t>
+      </w:r>
+    </w:p>
+    <w:p>
+      <w:pPr>
+        <w:pStyle w:val="Heading3"/>
+      </w:pPr>
+      <w:r>
+        <w:t>2.9 Seguridad y Privacidad</w:t>
+      </w:r>
+    </w:p>
+    <w:p>
+      <w:r>
+        <w:t>Se aplicaron medidas de seguridad para proteger datos sensibles:</w:t>
+        <w:br/>
+        <w:t>- Encriptación de archivos temporales y respaldos.</w:t>
+        <w:br/>
+        <w:t>- Acceso restringido a carpetas y bases de datos mediante roles y autenticación.</w:t>
+        <w:br/>
+        <w:t>- Eliminación segura de archivos intermedios.</w:t>
+        <w:br/>
+        <w:t>- Cumplimiento de políticas de privacidad institucional.</w:t>
+      </w:r>
+    </w:p>
+    <w:p>
+      <w:pPr>
+        <w:pStyle w:val="Heading3"/>
+      </w:pPr>
+      <w:r>
+        <w:t>2.10 Visualizaciones y Reportes</w:t>
+      </w:r>
+    </w:p>
+    <w:p>
+      <w:r>
+        <w:t>Se generaron tablas de calidad de datos y reportes de incidencias. Para visualizaciones, se recomienda adjuntar capturas de pantalla de dashboards o gráficos generados en Power BI, Tableau o matplotlib, en vez de Mermaid.</w:t>
+      </w:r>
+    </w:p>
+    <w:p>
+      <w:pPr>
+        <w:pStyle w:val="Heading3"/>
+      </w:pPr>
+      <w:r>
+        <w:t>2.11 Gestión de Riesgos Técnicos y Contingencias</w:t>
+      </w:r>
+    </w:p>
+    <w:p>
+      <w:r>
+        <w:t>Se definieron planes de contingencia ante fallos en la ingesta o pérdida de datos:</w:t>
+        <w:br/>
+        <w:t>- Respaldos automáticos diarios.</w:t>
+        <w:br/>
+        <w:t>- Reintentos automáticos en procesos ETL fallidos.</w:t>
+        <w:br/>
+        <w:t>- Notificación inmediata a responsables técnicos ante errores críticos.</w:t>
+      </w:r>
+    </w:p>
+    <w:p>
+      <w:pPr>
+        <w:pStyle w:val="Heading3"/>
+      </w:pPr>
+      <w:r>
+        <w:t>2.12 Lecciones Aprendidas y Recomendaciones</w:t>
+      </w:r>
+    </w:p>
+    <w:p>
+      <w:r>
+        <w:t>Durante el mes se identificaron buenas prácticas y áreas de mejora:</w:t>
+        <w:br/>
+        <w:t>- La colaboración entre áreas técnicas y responsables de datos fue clave para la integración exitosa.</w:t>
+        <w:br/>
+        <w:t>- Es necesario fortalecer la documentación técnica y los mapeos de campos.</w:t>
+        <w:br/>
+        <w:t>- Se recomienda ampliar la automatización de pruebas y validaciones.</w:t>
+        <w:br/>
+        <w:t>- Mantener la revisión continua de procesos y comunicación activa para mejorar la calidad y utilidad de la información institucional.</w:t>
       </w:r>
     </w:p>
     <w:p>
@@ -678,6 +915,47 @@
       </w:r>
     </w:p>
     <w:p>
+      <w:pPr>
+        <w:pStyle w:val="Heading2"/>
+      </w:pPr>
+      <w:r>
+        <w:t>7. Roadmap y Visión a Mediano Plazo</w:t>
+      </w:r>
+    </w:p>
+    <w:p>
+      <w:r>
+        <w:t>El objetivo para los próximos meses es consolidar la exposición de datos mediante APIs, mejorar la automatización de validaciones, ampliar la integración con nuevas fuentes y fortalecer la capacitación del equipo. Se prevé la implementación de dashboards interactivos y la migración de procesos a la nube institucional.</w:t>
+      </w:r>
+    </w:p>
+    <w:p>
+      <w:pPr>
+        <w:pStyle w:val="Heading2"/>
+      </w:pPr>
+      <w:r>
+        <w:t>8. Referencias Técnicas y Documentación</w:t>
+      </w:r>
+    </w:p>
+    <w:p>
+      <w:r>
+        <w:t>• Manual de procesos ETL/ELT: [enlace interno]</w:t>
+      </w:r>
+    </w:p>
+    <w:p>
+      <w:r>
+        <w:t>• Repositorio de scripts y pipelines: [enlace a GitHub/GitLab]</w:t>
+      </w:r>
+    </w:p>
+    <w:p>
+      <w:r>
+        <w:t>• Documentación de arquitectura de datos: [enlace interno]</w:t>
+      </w:r>
+    </w:p>
+    <w:p>
+      <w:r>
+        <w:t>• Guía de seguridad y privacidad: [enlace institucional]</w:t>
+      </w:r>
+    </w:p>
+    <w:p>
       <w:r>
         <w:t>• Finalizar integración de datos y validación de procesos ETL/ELT en marzo, asegurando la calidad y consistencia de la información consolidada.</w:t>
       </w:r>
@@ -700,6 +978,70 @@
     <w:p>
       <w:r>
         <w:t>Comentarios adicionales:</w:t>
+      </w:r>
+    </w:p>
+    <w:p>
+      <w:pPr>
+        <w:pStyle w:val="Heading2"/>
+      </w:pPr>
+      <w:r>
+        <w:t>10. Glosario de Términos Técnicos</w:t>
+      </w:r>
+    </w:p>
+    <w:p>
+      <w:r>
+        <w:t>ETL (Extract, Transform, Load): Proceso de extracción, transformación y carga de datos desde diversas fuentes a un repositorio central.</w:t>
+        <w:br/>
+        <w:t>ELT (Extract, Load, Transform): Variante de ETL donde la transformación se realiza después de la carga en el destino.</w:t>
+        <w:br/>
+        <w:t>Data Warehouse: Almacén centralizado de datos para análisis y consulta institucional.</w:t>
+        <w:br/>
+        <w:t>Pipeline: Secuencia automatizada de tareas para procesar datos.</w:t>
+        <w:br/>
+        <w:t>Script: Archivo de código que ejecuta tareas específicas de procesamiento o validación.</w:t>
+        <w:br/>
+        <w:t>API (Application Programming Interface): Interfaz que permite la comunicación entre sistemas y la exposición de datos.</w:t>
+        <w:br/>
+        <w:t>Bitácora: Registro detallado de ejecuciones, incidencias y acciones tomadas.</w:t>
+        <w:br/>
+        <w:t>Validación: Proceso de verificación de calidad, formato y consistencia de los datos.</w:t>
+        <w:br/>
+        <w:t>Depuración: Corrección de errores, duplicados o inconsistencias en los datos.</w:t>
+        <w:br/>
+        <w:t>Backup/Respaldo: Copia de seguridad de datos para recuperación ante fallos.</w:t>
+        <w:br/>
+        <w:t>Orquestación: Coordinación y gestión de la ejecución de procesos automatizados.</w:t>
+        <w:br/>
+        <w:t>Roles y Autenticación: Mecanismos de control de acceso y seguridad en sistemas.</w:t>
+      </w:r>
+    </w:p>
+    <w:p>
+      <w:pPr>
+        <w:pStyle w:val="Heading2"/>
+      </w:pPr>
+      <w:r>
+        <w:t>9. Checklist de Cumplimiento de Objetivos</w:t>
+      </w:r>
+    </w:p>
+    <w:p>
+      <w:r>
+        <w:t>| Objetivo                                      | Cumplido |</w:t>
+        <w:br/>
+        <w:t>|-----------------------------------------------|:--------:|</w:t>
+        <w:br/>
+        <w:t>| Implementar procesos ETL/ELT                  |   Sí     |</w:t>
+        <w:br/>
+        <w:t>| Validar y depurar datos integrados            |   Sí     |</w:t>
+        <w:br/>
+        <w:t>| Documentar evidencias y bitácoras             |   Sí     |</w:t>
+        <w:br/>
+        <w:t>| Realizar reuniones de seguimiento             |   Sí     |</w:t>
+        <w:br/>
+        <w:t>| Mejorar seguridad y privacidad                |   Sí     |</w:t>
+        <w:br/>
+        <w:t>| Gestionar incidencias y retroalimentación     |   Sí     |</w:t>
+        <w:br/>
+        <w:t>| Planificar próximos pasos y roadmap           |   Sí     |</w:t>
       </w:r>
     </w:p>
     <w:p>

--- a/Reportes/2026-02/Informe_Mensual_2026-02.docx
+++ b/Reportes/2026-02/Informe_Mensual_2026-02.docx
@@ -2,6 +2,14 @@
 <file path=word/document.xml><?xml version="1.0" encoding="utf-8"?>
 <w:document xmlns:wpc="http://schemas.microsoft.com/office/word/2010/wordprocessingCanvas" xmlns:mo="http://schemas.microsoft.com/office/mac/office/2008/main" xmlns:mc="http://schemas.openxmlformats.org/markup-compatibility/2006" xmlns:mv="urn:schemas-microsoft-com:mac:vml" xmlns:o="urn:schemas-microsoft-com:office:office" xmlns:r="http://schemas.openxmlformats.org/officeDocument/2006/relationships" xmlns:m="http://schemas.openxmlformats.org/officeDocument/2006/math" xmlns:v="urn:schemas-microsoft-com:vml" xmlns:wp14="http://schemas.microsoft.com/office/word/2010/wordprocessingDrawing" xmlns:wp="http://schemas.openxmlformats.org/drawingml/2006/wordprocessingDrawing" xmlns:w10="urn:schemas-microsoft-com:office:word" xmlns:w="http://schemas.openxmlformats.org/wordprocessingml/2006/main" xmlns:w14="http://schemas.microsoft.com/office/word/2010/wordml" xmlns:wpg="http://schemas.microsoft.com/office/word/2010/wordprocessingGroup" xmlns:wpi="http://schemas.microsoft.com/office/word/2010/wordprocessingInk" xmlns:wne="http://schemas.microsoft.com/office/word/2006/wordml" xmlns:wps="http://schemas.microsoft.com/office/word/2010/wordprocessingShape" mc:Ignorable="w14 wp14">
   <w:body>
+    <w:p>
+      <w:pPr>
+        <w:pStyle w:val="Title"/>
+      </w:pPr>
+      <w:r>
+        <w:t>Informe Mensual de Actividades (2026-02)</w:t>
+      </w:r>
+    </w:p>
     <w:p>
       <w:pPr>
         <w:pStyle w:val="Heading1"/>
@@ -10,15 +18,29 @@
         <w:t>Informe Mensual de Actividades</w:t>
       </w:r>
     </w:p>
+    <w:p/>
     <w:p>
       <w:r>
-        <w:t>Mes: Febrero 2026</w:t>
-        <w:br/>
-        <w:t>Responsable: [Nombre del responsable]</w:t>
-        <w:br/>
-        <w:t>Área: Coordinación de Proyectos de TI</w:t>
+        <w:t>**Mes:** Febrero 2026</w:t>
       </w:r>
     </w:p>
+    <w:p>
+      <w:r>
+        <w:t>**Responsable:** [Nombre del responsable]</w:t>
+      </w:r>
+    </w:p>
+    <w:p>
+      <w:r>
+        <w:t>**Área:** Coordinación de Proyectos de TI</w:t>
+      </w:r>
+    </w:p>
+    <w:p/>
+    <w:p>
+      <w:r>
+        <w:t>---</w:t>
+      </w:r>
+    </w:p>
+    <w:p/>
     <w:p>
       <w:pPr>
         <w:pStyle w:val="Heading2"/>
@@ -35,21 +57,281 @@
         <w:t>Tabla de Avance por Fuente de Datos</w:t>
       </w:r>
     </w:p>
-    <w:p>
-      <w:r>
-        <w:t>| Fuente      | Integración | Validación | Calidad (%) | Estado Final |</w:t>
-        <w:br/>
-        <w:t>|------------|-------------|------------|-------------|--------------|</w:t>
-        <w:br/>
-        <w:t>| SIGA       | Sí          | Sí         | 98          | Listo        |</w:t>
-        <w:br/>
-        <w:t>| RH-Plus    | Sí          | Sí         | 95          | Integrado    |</w:t>
-        <w:br/>
-        <w:t>| EvalDoc    | Sí          | Sí         | 99          | Listo        |</w:t>
-        <w:br/>
-        <w:t>| BiblioSoft | Sí          | Sí         | 99          | Cargado      |</w:t>
-      </w:r>
-    </w:p>
+    <w:tbl>
+      <w:tblPr>
+        <w:tblStyle w:val="TableGrid"/>
+        <w:tblW w:type="auto" w:w="0"/>
+        <w:tblLook w:firstColumn="1" w:firstRow="1" w:lastColumn="0" w:lastRow="0" w:noHBand="0" w:noVBand="1" w:val="04A0"/>
+      </w:tblPr>
+      <w:tblGrid>
+        <w:gridCol w:w="1728"/>
+        <w:gridCol w:w="1728"/>
+        <w:gridCol w:w="1728"/>
+        <w:gridCol w:w="1728"/>
+        <w:gridCol w:w="1728"/>
+      </w:tblGrid>
+      <w:tr>
+        <w:tc>
+          <w:tcPr>
+            <w:tcW w:type="dxa" w:w="1728"/>
+          </w:tcPr>
+          <w:p>
+            <w:r>
+              <w:t>Fuente</w:t>
+            </w:r>
+          </w:p>
+        </w:tc>
+        <w:tc>
+          <w:tcPr>
+            <w:tcW w:type="dxa" w:w="1728"/>
+          </w:tcPr>
+          <w:p>
+            <w:r>
+              <w:t>Integración</w:t>
+            </w:r>
+          </w:p>
+        </w:tc>
+        <w:tc>
+          <w:tcPr>
+            <w:tcW w:type="dxa" w:w="1728"/>
+          </w:tcPr>
+          <w:p>
+            <w:r>
+              <w:t>Validación</w:t>
+            </w:r>
+          </w:p>
+        </w:tc>
+        <w:tc>
+          <w:tcPr>
+            <w:tcW w:type="dxa" w:w="1728"/>
+          </w:tcPr>
+          <w:p>
+            <w:r>
+              <w:t>Calidad (%)</w:t>
+            </w:r>
+          </w:p>
+        </w:tc>
+        <w:tc>
+          <w:tcPr>
+            <w:tcW w:type="dxa" w:w="1728"/>
+          </w:tcPr>
+          <w:p>
+            <w:r>
+              <w:t>Estado Final</w:t>
+            </w:r>
+          </w:p>
+        </w:tc>
+      </w:tr>
+      <w:tr>
+        <w:tc>
+          <w:tcPr>
+            <w:tcW w:type="dxa" w:w="1728"/>
+          </w:tcPr>
+          <w:p>
+            <w:r>
+              <w:t>SIGA</w:t>
+            </w:r>
+          </w:p>
+        </w:tc>
+        <w:tc>
+          <w:tcPr>
+            <w:tcW w:type="dxa" w:w="1728"/>
+          </w:tcPr>
+          <w:p>
+            <w:r>
+              <w:t>Sí</w:t>
+            </w:r>
+          </w:p>
+        </w:tc>
+        <w:tc>
+          <w:tcPr>
+            <w:tcW w:type="dxa" w:w="1728"/>
+          </w:tcPr>
+          <w:p>
+            <w:r>
+              <w:t>Sí</w:t>
+            </w:r>
+          </w:p>
+        </w:tc>
+        <w:tc>
+          <w:tcPr>
+            <w:tcW w:type="dxa" w:w="1728"/>
+          </w:tcPr>
+          <w:p>
+            <w:r>
+              <w:t>98</w:t>
+            </w:r>
+          </w:p>
+        </w:tc>
+        <w:tc>
+          <w:tcPr>
+            <w:tcW w:type="dxa" w:w="1728"/>
+          </w:tcPr>
+          <w:p>
+            <w:r>
+              <w:t>Listo</w:t>
+            </w:r>
+          </w:p>
+        </w:tc>
+      </w:tr>
+      <w:tr>
+        <w:tc>
+          <w:tcPr>
+            <w:tcW w:type="dxa" w:w="1728"/>
+          </w:tcPr>
+          <w:p>
+            <w:r>
+              <w:t>RH-Plus</w:t>
+            </w:r>
+          </w:p>
+        </w:tc>
+        <w:tc>
+          <w:tcPr>
+            <w:tcW w:type="dxa" w:w="1728"/>
+          </w:tcPr>
+          <w:p>
+            <w:r>
+              <w:t>Sí</w:t>
+            </w:r>
+          </w:p>
+        </w:tc>
+        <w:tc>
+          <w:tcPr>
+            <w:tcW w:type="dxa" w:w="1728"/>
+          </w:tcPr>
+          <w:p>
+            <w:r>
+              <w:t>Sí</w:t>
+            </w:r>
+          </w:p>
+        </w:tc>
+        <w:tc>
+          <w:tcPr>
+            <w:tcW w:type="dxa" w:w="1728"/>
+          </w:tcPr>
+          <w:p>
+            <w:r>
+              <w:t>95</w:t>
+            </w:r>
+          </w:p>
+        </w:tc>
+        <w:tc>
+          <w:tcPr>
+            <w:tcW w:type="dxa" w:w="1728"/>
+          </w:tcPr>
+          <w:p>
+            <w:r>
+              <w:t>Integrado</w:t>
+            </w:r>
+          </w:p>
+        </w:tc>
+      </w:tr>
+      <w:tr>
+        <w:tc>
+          <w:tcPr>
+            <w:tcW w:type="dxa" w:w="1728"/>
+          </w:tcPr>
+          <w:p>
+            <w:r>
+              <w:t>EvalDoc</w:t>
+            </w:r>
+          </w:p>
+        </w:tc>
+        <w:tc>
+          <w:tcPr>
+            <w:tcW w:type="dxa" w:w="1728"/>
+          </w:tcPr>
+          <w:p>
+            <w:r>
+              <w:t>Sí</w:t>
+            </w:r>
+          </w:p>
+        </w:tc>
+        <w:tc>
+          <w:tcPr>
+            <w:tcW w:type="dxa" w:w="1728"/>
+          </w:tcPr>
+          <w:p>
+            <w:r>
+              <w:t>Sí</w:t>
+            </w:r>
+          </w:p>
+        </w:tc>
+        <w:tc>
+          <w:tcPr>
+            <w:tcW w:type="dxa" w:w="1728"/>
+          </w:tcPr>
+          <w:p>
+            <w:r>
+              <w:t>99</w:t>
+            </w:r>
+          </w:p>
+        </w:tc>
+        <w:tc>
+          <w:tcPr>
+            <w:tcW w:type="dxa" w:w="1728"/>
+          </w:tcPr>
+          <w:p>
+            <w:r>
+              <w:t>Listo</w:t>
+            </w:r>
+          </w:p>
+        </w:tc>
+      </w:tr>
+      <w:tr>
+        <w:tc>
+          <w:tcPr>
+            <w:tcW w:type="dxa" w:w="1728"/>
+          </w:tcPr>
+          <w:p>
+            <w:r>
+              <w:t>BiblioSoft</w:t>
+            </w:r>
+          </w:p>
+        </w:tc>
+        <w:tc>
+          <w:tcPr>
+            <w:tcW w:type="dxa" w:w="1728"/>
+          </w:tcPr>
+          <w:p>
+            <w:r>
+              <w:t>Sí</w:t>
+            </w:r>
+          </w:p>
+        </w:tc>
+        <w:tc>
+          <w:tcPr>
+            <w:tcW w:type="dxa" w:w="1728"/>
+          </w:tcPr>
+          <w:p>
+            <w:r>
+              <w:t>Sí</w:t>
+            </w:r>
+          </w:p>
+        </w:tc>
+        <w:tc>
+          <w:tcPr>
+            <w:tcW w:type="dxa" w:w="1728"/>
+          </w:tcPr>
+          <w:p>
+            <w:r>
+              <w:t>99</w:t>
+            </w:r>
+          </w:p>
+        </w:tc>
+        <w:tc>
+          <w:tcPr>
+            <w:tcW w:type="dxa" w:w="1728"/>
+          </w:tcPr>
+          <w:p>
+            <w:r>
+              <w:t>Cargado</w:t>
+            </w:r>
+          </w:p>
+        </w:tc>
+      </w:tr>
+    </w:tbl>
+    <w:p/>
     <w:p>
       <w:pPr>
         <w:pStyle w:val="Heading3"/>
@@ -58,21 +340,179 @@
         <w:t>Tabla de Incidencias por Semana</w:t>
       </w:r>
     </w:p>
-    <w:p>
-      <w:r>
-        <w:t>| Semana | Incidencias Detectadas | Incidencias Resueltas |</w:t>
-        <w:br/>
-        <w:t>|--------|-----------------------|-----------------------|</w:t>
-        <w:br/>
-        <w:t>| 1      | 35                    | 30                    |</w:t>
-        <w:br/>
-        <w:t>| 2      | 50                    | 45                    |</w:t>
-        <w:br/>
-        <w:t>| 3      | 65                    | 60                    |</w:t>
-        <w:br/>
-        <w:t>| 4      | 30                    | 25                    |</w:t>
-      </w:r>
-    </w:p>
+    <w:tbl>
+      <w:tblPr>
+        <w:tblStyle w:val="TableGrid"/>
+        <w:tblW w:type="auto" w:w="0"/>
+        <w:tblLook w:firstColumn="1" w:firstRow="1" w:lastColumn="0" w:lastRow="0" w:noHBand="0" w:noVBand="1" w:val="04A0"/>
+      </w:tblPr>
+      <w:tblGrid>
+        <w:gridCol w:w="2880"/>
+        <w:gridCol w:w="2880"/>
+        <w:gridCol w:w="2880"/>
+      </w:tblGrid>
+      <w:tr>
+        <w:tc>
+          <w:tcPr>
+            <w:tcW w:type="dxa" w:w="2880"/>
+          </w:tcPr>
+          <w:p>
+            <w:r>
+              <w:t>Semana</w:t>
+            </w:r>
+          </w:p>
+        </w:tc>
+        <w:tc>
+          <w:tcPr>
+            <w:tcW w:type="dxa" w:w="2880"/>
+          </w:tcPr>
+          <w:p>
+            <w:r>
+              <w:t>Incidencias Detectadas</w:t>
+            </w:r>
+          </w:p>
+        </w:tc>
+        <w:tc>
+          <w:tcPr>
+            <w:tcW w:type="dxa" w:w="2880"/>
+          </w:tcPr>
+          <w:p>
+            <w:r>
+              <w:t>Incidencias Resueltas</w:t>
+            </w:r>
+          </w:p>
+        </w:tc>
+      </w:tr>
+      <w:tr>
+        <w:tc>
+          <w:tcPr>
+            <w:tcW w:type="dxa" w:w="2880"/>
+          </w:tcPr>
+          <w:p>
+            <w:r>
+              <w:t>1</w:t>
+            </w:r>
+          </w:p>
+        </w:tc>
+        <w:tc>
+          <w:tcPr>
+            <w:tcW w:type="dxa" w:w="2880"/>
+          </w:tcPr>
+          <w:p>
+            <w:r>
+              <w:t>35</w:t>
+            </w:r>
+          </w:p>
+        </w:tc>
+        <w:tc>
+          <w:tcPr>
+            <w:tcW w:type="dxa" w:w="2880"/>
+          </w:tcPr>
+          <w:p>
+            <w:r>
+              <w:t>30</w:t>
+            </w:r>
+          </w:p>
+        </w:tc>
+      </w:tr>
+      <w:tr>
+        <w:tc>
+          <w:tcPr>
+            <w:tcW w:type="dxa" w:w="2880"/>
+          </w:tcPr>
+          <w:p>
+            <w:r>
+              <w:t>2</w:t>
+            </w:r>
+          </w:p>
+        </w:tc>
+        <w:tc>
+          <w:tcPr>
+            <w:tcW w:type="dxa" w:w="2880"/>
+          </w:tcPr>
+          <w:p>
+            <w:r>
+              <w:t>50</w:t>
+            </w:r>
+          </w:p>
+        </w:tc>
+        <w:tc>
+          <w:tcPr>
+            <w:tcW w:type="dxa" w:w="2880"/>
+          </w:tcPr>
+          <w:p>
+            <w:r>
+              <w:t>45</w:t>
+            </w:r>
+          </w:p>
+        </w:tc>
+      </w:tr>
+      <w:tr>
+        <w:tc>
+          <w:tcPr>
+            <w:tcW w:type="dxa" w:w="2880"/>
+          </w:tcPr>
+          <w:p>
+            <w:r>
+              <w:t>3</w:t>
+            </w:r>
+          </w:p>
+        </w:tc>
+        <w:tc>
+          <w:tcPr>
+            <w:tcW w:type="dxa" w:w="2880"/>
+          </w:tcPr>
+          <w:p>
+            <w:r>
+              <w:t>65</w:t>
+            </w:r>
+          </w:p>
+        </w:tc>
+        <w:tc>
+          <w:tcPr>
+            <w:tcW w:type="dxa" w:w="2880"/>
+          </w:tcPr>
+          <w:p>
+            <w:r>
+              <w:t>60</w:t>
+            </w:r>
+          </w:p>
+        </w:tc>
+      </w:tr>
+      <w:tr>
+        <w:tc>
+          <w:tcPr>
+            <w:tcW w:type="dxa" w:w="2880"/>
+          </w:tcPr>
+          <w:p>
+            <w:r>
+              <w:t>4</w:t>
+            </w:r>
+          </w:p>
+        </w:tc>
+        <w:tc>
+          <w:tcPr>
+            <w:tcW w:type="dxa" w:w="2880"/>
+          </w:tcPr>
+          <w:p>
+            <w:r>
+              <w:t>30</w:t>
+            </w:r>
+          </w:p>
+        </w:tc>
+        <w:tc>
+          <w:tcPr>
+            <w:tcW w:type="dxa" w:w="2880"/>
+          </w:tcPr>
+          <w:p>
+            <w:r>
+              <w:t>25</w:t>
+            </w:r>
+          </w:p>
+        </w:tc>
+      </w:tr>
+    </w:tbl>
+    <w:p/>
     <w:p>
       <w:pPr>
         <w:pStyle w:val="Heading3"/>
@@ -81,23 +521,150 @@
         <w:t>Tabla de Riesgos y Acciones Mitigadoras</w:t>
       </w:r>
     </w:p>
-    <w:p>
-      <w:r>
-        <w:t>| Riesgo Técnico                  | Acción Mitigadora                        |</w:t>
-        <w:br/>
-        <w:t>|---------------------------------|------------------------------------------|</w:t>
-        <w:br/>
-        <w:t>| Duplicidad de registros         | Depuración y validación automatizada     |</w:t>
-        <w:br/>
-        <w:t>| Formatos inconsistentes         | Ajuste de scripts y reglas de validación |</w:t>
-        <w:br/>
-        <w:t>| Pérdida de datos                | Respaldos automáticos y reintentos       |</w:t>
-        <w:br/>
-        <w:t>| Acceso no autorizado            | Control de roles y autenticación         |</w:t>
-        <w:br/>
-        <w:t>| Falta de documentación técnica  | Reuniones y retroalimentación continua   |</w:t>
-      </w:r>
-    </w:p>
+    <w:tbl>
+      <w:tblPr>
+        <w:tblStyle w:val="TableGrid"/>
+        <w:tblW w:type="auto" w:w="0"/>
+        <w:tblLook w:firstColumn="1" w:firstRow="1" w:lastColumn="0" w:lastRow="0" w:noHBand="0" w:noVBand="1" w:val="04A0"/>
+      </w:tblPr>
+      <w:tblGrid>
+        <w:gridCol w:w="4320"/>
+        <w:gridCol w:w="4320"/>
+      </w:tblGrid>
+      <w:tr>
+        <w:tc>
+          <w:tcPr>
+            <w:tcW w:type="dxa" w:w="4320"/>
+          </w:tcPr>
+          <w:p>
+            <w:r>
+              <w:t>Riesgo Técnico</w:t>
+            </w:r>
+          </w:p>
+        </w:tc>
+        <w:tc>
+          <w:tcPr>
+            <w:tcW w:type="dxa" w:w="4320"/>
+          </w:tcPr>
+          <w:p>
+            <w:r>
+              <w:t>Acción Mitigadora</w:t>
+            </w:r>
+          </w:p>
+        </w:tc>
+      </w:tr>
+      <w:tr>
+        <w:tc>
+          <w:tcPr>
+            <w:tcW w:type="dxa" w:w="4320"/>
+          </w:tcPr>
+          <w:p>
+            <w:r>
+              <w:t>Duplicidad de registros</w:t>
+            </w:r>
+          </w:p>
+        </w:tc>
+        <w:tc>
+          <w:tcPr>
+            <w:tcW w:type="dxa" w:w="4320"/>
+          </w:tcPr>
+          <w:p>
+            <w:r>
+              <w:t>Depuración y validación automatizada</w:t>
+            </w:r>
+          </w:p>
+        </w:tc>
+      </w:tr>
+      <w:tr>
+        <w:tc>
+          <w:tcPr>
+            <w:tcW w:type="dxa" w:w="4320"/>
+          </w:tcPr>
+          <w:p>
+            <w:r>
+              <w:t>Formatos inconsistentes</w:t>
+            </w:r>
+          </w:p>
+        </w:tc>
+        <w:tc>
+          <w:tcPr>
+            <w:tcW w:type="dxa" w:w="4320"/>
+          </w:tcPr>
+          <w:p>
+            <w:r>
+              <w:t>Ajuste de scripts y reglas de validación</w:t>
+            </w:r>
+          </w:p>
+        </w:tc>
+      </w:tr>
+      <w:tr>
+        <w:tc>
+          <w:tcPr>
+            <w:tcW w:type="dxa" w:w="4320"/>
+          </w:tcPr>
+          <w:p>
+            <w:r>
+              <w:t>Pérdida de datos</w:t>
+            </w:r>
+          </w:p>
+        </w:tc>
+        <w:tc>
+          <w:tcPr>
+            <w:tcW w:type="dxa" w:w="4320"/>
+          </w:tcPr>
+          <w:p>
+            <w:r>
+              <w:t>Respaldos automáticos y reintentos</w:t>
+            </w:r>
+          </w:p>
+        </w:tc>
+      </w:tr>
+      <w:tr>
+        <w:tc>
+          <w:tcPr>
+            <w:tcW w:type="dxa" w:w="4320"/>
+          </w:tcPr>
+          <w:p>
+            <w:r>
+              <w:t>Acceso no autorizado</w:t>
+            </w:r>
+          </w:p>
+        </w:tc>
+        <w:tc>
+          <w:tcPr>
+            <w:tcW w:type="dxa" w:w="4320"/>
+          </w:tcPr>
+          <w:p>
+            <w:r>
+              <w:t>Control de roles y autenticación</w:t>
+            </w:r>
+          </w:p>
+        </w:tc>
+      </w:tr>
+      <w:tr>
+        <w:tc>
+          <w:tcPr>
+            <w:tcW w:type="dxa" w:w="4320"/>
+          </w:tcPr>
+          <w:p>
+            <w:r>
+              <w:t>Falta de documentación técnica</w:t>
+            </w:r>
+          </w:p>
+        </w:tc>
+        <w:tc>
+          <w:tcPr>
+            <w:tcW w:type="dxa" w:w="4320"/>
+          </w:tcPr>
+          <w:p>
+            <w:r>
+              <w:t>Reuniones y retroalimentación continua</w:t>
+            </w:r>
+          </w:p>
+        </w:tc>
+      </w:tr>
+    </w:tbl>
+    <w:p/>
     <w:p>
       <w:pPr>
         <w:pStyle w:val="Heading3"/>
@@ -109,14 +676,38 @@
     <w:p>
       <w:r>
         <w:t>Se recomienda crear los siguientes gráficos en Word usando SmartArt, tablas dinámicas o insertar imágenes exportadas de herramientas como Power BI, Excel o draw.io:</w:t>
-        <w:br/>
-        <w:t>- Gráfico de barras para evolución de calidad de datos antes/después de la depuración.</w:t>
-        <w:br/>
-        <w:t>- Gráfico de líneas para incidencias resueltas por semana.</w:t>
-        <w:br/>
-        <w:t>- Diagrama de flujo de procesos ETL/ELT (SmartArt o imagen).</w:t>
-        <w:br/>
-        <w:t>- Tabla de checklist de cumplimiento con colores o iconos.</w:t>
+      </w:r>
+    </w:p>
+    <w:p>
+      <w:pPr>
+        <w:pStyle w:val="ListBullet"/>
+      </w:pPr>
+      <w:r>
+        <w:t>Gráfico de barras para evolución de calidad de datos antes/después de la depuración.</w:t>
+      </w:r>
+    </w:p>
+    <w:p>
+      <w:pPr>
+        <w:pStyle w:val="ListBullet"/>
+      </w:pPr>
+      <w:r>
+        <w:t>Gráfico de líneas para incidencias resueltas por semana.</w:t>
+      </w:r>
+    </w:p>
+    <w:p>
+      <w:pPr>
+        <w:pStyle w:val="ListBullet"/>
+      </w:pPr>
+      <w:r>
+        <w:t>Diagrama de flujo de procesos ETL/ELT (SmartArt o imagen).</w:t>
+      </w:r>
+    </w:p>
+    <w:p>
+      <w:pPr>
+        <w:pStyle w:val="ListBullet"/>
+      </w:pPr>
+      <w:r>
+        <w:t>Tabla de checklist de cumplimiento con colores o iconos.</w:t>
       </w:r>
     </w:p>
     <w:p>
@@ -127,29 +718,182 @@
         <w:t>Resumen Ejecutivo Visual</w:t>
       </w:r>
     </w:p>
+    <w:tbl>
+      <w:tblPr>
+        <w:tblStyle w:val="TableGrid"/>
+        <w:tblW w:type="auto" w:w="0"/>
+        <w:tblLook w:firstColumn="1" w:firstRow="1" w:lastColumn="0" w:lastRow="0" w:noHBand="0" w:noVBand="1" w:val="04A0"/>
+      </w:tblPr>
+      <w:tblGrid>
+        <w:gridCol w:w="4320"/>
+        <w:gridCol w:w="4320"/>
+      </w:tblGrid>
+      <w:tr>
+        <w:tc>
+          <w:tcPr>
+            <w:tcW w:type="dxa" w:w="4320"/>
+          </w:tcPr>
+          <w:p>
+            <w:r>
+              <w:t>Logro/Reto</w:t>
+            </w:r>
+          </w:p>
+        </w:tc>
+        <w:tc>
+          <w:tcPr>
+            <w:tcW w:type="dxa" w:w="4320"/>
+          </w:tcPr>
+          <w:p>
+            <w:r>
+              <w:t>Descripción breve</w:t>
+            </w:r>
+          </w:p>
+        </w:tc>
+      </w:tr>
+      <w:tr>
+        <w:tc>
+          <w:tcPr>
+            <w:tcW w:type="dxa" w:w="4320"/>
+          </w:tcPr>
+          <w:p>
+            <w:r>
+              <w:t>ETL/ELT implementado</w:t>
+            </w:r>
+          </w:p>
+        </w:tc>
+        <w:tc>
+          <w:tcPr>
+            <w:tcW w:type="dxa" w:w="4320"/>
+          </w:tcPr>
+          <w:p>
+            <w:r>
+              <w:t>Procesos automatizados para 4 fuentes</w:t>
+            </w:r>
+          </w:p>
+        </w:tc>
+      </w:tr>
+      <w:tr>
+        <w:tc>
+          <w:tcPr>
+            <w:tcW w:type="dxa" w:w="4320"/>
+          </w:tcPr>
+          <w:p>
+            <w:r>
+              <w:t>Calidad de datos mejorada</w:t>
+            </w:r>
+          </w:p>
+        </w:tc>
+        <w:tc>
+          <w:tcPr>
+            <w:tcW w:type="dxa" w:w="4320"/>
+          </w:tcPr>
+          <w:p>
+            <w:r>
+              <w:t>Completitud y consistencia &gt;95%</w:t>
+            </w:r>
+          </w:p>
+        </w:tc>
+      </w:tr>
+      <w:tr>
+        <w:tc>
+          <w:tcPr>
+            <w:tcW w:type="dxa" w:w="4320"/>
+          </w:tcPr>
+          <w:p>
+            <w:r>
+              <w:t>Incidencias resueltas</w:t>
+            </w:r>
+          </w:p>
+        </w:tc>
+        <w:tc>
+          <w:tcPr>
+            <w:tcW w:type="dxa" w:w="4320"/>
+          </w:tcPr>
+          <w:p>
+            <w:r>
+              <w:t>160 duplicados/inconsistencias corregidas</w:t>
+            </w:r>
+          </w:p>
+        </w:tc>
+      </w:tr>
+      <w:tr>
+        <w:tc>
+          <w:tcPr>
+            <w:tcW w:type="dxa" w:w="4320"/>
+          </w:tcPr>
+          <w:p>
+            <w:r>
+              <w:t>Seguridad fortalecida</w:t>
+            </w:r>
+          </w:p>
+        </w:tc>
+        <w:tc>
+          <w:tcPr>
+            <w:tcW w:type="dxa" w:w="4320"/>
+          </w:tcPr>
+          <w:p>
+            <w:r>
+              <w:t>Encriptación y control de acceso aplicado</w:t>
+            </w:r>
+          </w:p>
+        </w:tc>
+      </w:tr>
+      <w:tr>
+        <w:tc>
+          <w:tcPr>
+            <w:tcW w:type="dxa" w:w="4320"/>
+          </w:tcPr>
+          <w:p>
+            <w:r>
+              <w:t>Documentación técnica</w:t>
+            </w:r>
+          </w:p>
+        </w:tc>
+        <w:tc>
+          <w:tcPr>
+            <w:tcW w:type="dxa" w:w="4320"/>
+          </w:tcPr>
+          <w:p>
+            <w:r>
+              <w:t>Bitácoras, logs y reportes generados</w:t>
+            </w:r>
+          </w:p>
+        </w:tc>
+      </w:tr>
+      <w:tr>
+        <w:tc>
+          <w:tcPr>
+            <w:tcW w:type="dxa" w:w="4320"/>
+          </w:tcPr>
+          <w:p>
+            <w:r>
+              <w:t>Dificultades superadas</w:t>
+            </w:r>
+          </w:p>
+        </w:tc>
+        <w:tc>
+          <w:tcPr>
+            <w:tcW w:type="dxa" w:w="4320"/>
+          </w:tcPr>
+          <w:p>
+            <w:r>
+              <w:t>Formatos externos y sistemas legados</w:t>
+            </w:r>
+          </w:p>
+        </w:tc>
+      </w:tr>
+    </w:tbl>
     <w:p>
       <w:r>
-        <w:t>| Logro/Reto                | Descripción breve                          |</w:t>
-        <w:br/>
-        <w:t>|---------------------------|--------------------------------------------|</w:t>
-        <w:br/>
-        <w:t>| ETL/ELT implementado      | Procesos automatizados para 4 fuentes       |</w:t>
-        <w:br/>
-        <w:t>| Calidad de datos mejorada | Completitud y consistencia &gt;95%             |</w:t>
-        <w:br/>
-        <w:t>| Incidencias resueltas     | 160 duplicados/inconsistencias corregidas   |</w:t>
-        <w:br/>
-        <w:t>| Seguridad fortalecida     | Encriptación y control de acceso aplicado   |</w:t>
-        <w:br/>
-        <w:t>| Documentación técnica     | Bitácoras, logs y reportes generados        |</w:t>
-        <w:br/>
-        <w:t>| Dificultades superadas    | Formatos externos y sistemas legados        |</w:t>
-        <w:br/>
         <w:t>Este informe incluye detalles técnicos y buenas prácticas recomendadas para fortalecer la gestión y documentación de los procesos ETL/ELT, integración y validación de datos institucionales.</w:t>
-        <w:br/>
+      </w:r>
+    </w:p>
+    <w:p>
+      <w:r>
         <w:t>Durante febrero 2026 se avanzó significativamente en la transición del análisis y planeación a la implementación técnica del ecosistema de datos institucional. Se desarrollaron y pusieron en marcha los procesos ETL/ELT para la ingesta y transformación de datos, integrando información de fuentes clave como SIGA, RH-Plus, EvalDoc y BiblioSoft, así como archivos externos. Se definieron y documentaron reglas de validación y depuración para asegurar la calidad y consistencia de los datos. La integración de datos permitió consolidar la información en el Data Warehouse institucional, facilitando el acceso y análisis posterior. Se generaron bitácoras detalladas y evidencias de los procesos implementados, y se realizaron reuniones periódicas para validar avances, resolver incidencias técnicas y ajustar el plan de trabajo según los hallazgos. Este mes sentó las bases para la exposición de datos mediante APIs y la optimización de procesos en los siguientes meses.</w:t>
       </w:r>
     </w:p>
+    <w:p/>
     <w:p>
       <w:pPr>
         <w:pStyle w:val="Heading2"/>
@@ -171,6 +915,7 @@
         <w:t>Se emplearon Python (librerías pandas, SQLAlchemy), SQL Server y scripts Bash para automatizar procesos ETL/ELT. El control de versiones se realizó con Git y los despliegues se gestionaron en ambientes de desarrollo y producción diferenciados. Se utilizó Airflow para la orquestación de pipelines y se documentó el uso de dbt para la transformación de datos.</w:t>
       </w:r>
     </w:p>
+    <w:p/>
     <w:p>
       <w:pPr>
         <w:pStyle w:val="Heading3"/>
@@ -182,14 +927,33 @@
     <w:p>
       <w:r>
         <w:t>Se monitorearon tiempos de ejecución de los pipelines ETL/ELT, uso de CPU y memoria, y número de incidencias por proceso:</w:t>
-        <w:br/>
-        <w:t>- Tiempo promedio de ejecución ETL SIGA: 3 min</w:t>
-        <w:br/>
-        <w:t>- Uso de CPU promedio: 40%</w:t>
-        <w:br/>
-        <w:t>- Incidencias críticas: 2 (resueltas)</w:t>
       </w:r>
     </w:p>
+    <w:p>
+      <w:pPr>
+        <w:pStyle w:val="ListBullet"/>
+      </w:pPr>
+      <w:r>
+        <w:t>Tiempo promedio de ejecución ETL SIGA: 3 min</w:t>
+      </w:r>
+    </w:p>
+    <w:p>
+      <w:pPr>
+        <w:pStyle w:val="ListBullet"/>
+      </w:pPr>
+      <w:r>
+        <w:t>Uso de CPU promedio: 40%</w:t>
+      </w:r>
+    </w:p>
+    <w:p>
+      <w:pPr>
+        <w:pStyle w:val="ListBullet"/>
+      </w:pPr>
+      <w:r>
+        <w:t>Incidencias críticas: 2 (resueltas)</w:t>
+      </w:r>
+    </w:p>
+    <w:p/>
     <w:p>
       <w:pPr>
         <w:pStyle w:val="Heading3"/>
@@ -203,6 +967,7 @@
         <w:t>Se implementaron pruebas unitarias y de integración para los scripts ETL/ELT utilizando pytest y pruebas de validación de datos con assertions automáticas. Los resultados de las pruebas se documentaron en los logs de ejecución y reportes de calidad.</w:t>
       </w:r>
     </w:p>
+    <w:p/>
     <w:p>
       <w:pPr>
         <w:pStyle w:val="Heading3"/>
@@ -214,16 +979,41 @@
     <w:p>
       <w:r>
         <w:t>Se aplicaron medidas de seguridad para proteger datos sensibles:</w:t>
-        <w:br/>
-        <w:t>- Encriptación de archivos temporales y respaldos.</w:t>
-        <w:br/>
-        <w:t>- Acceso restringido a carpetas y bases de datos mediante roles y autenticación.</w:t>
-        <w:br/>
-        <w:t>- Eliminación segura de archivos intermedios.</w:t>
-        <w:br/>
-        <w:t>- Cumplimiento de políticas de privacidad institucional.</w:t>
       </w:r>
     </w:p>
+    <w:p>
+      <w:pPr>
+        <w:pStyle w:val="ListBullet"/>
+      </w:pPr>
+      <w:r>
+        <w:t>Encriptación de archivos temporales y respaldos.</w:t>
+      </w:r>
+    </w:p>
+    <w:p>
+      <w:pPr>
+        <w:pStyle w:val="ListBullet"/>
+      </w:pPr>
+      <w:r>
+        <w:t>Acceso restringido a carpetas y bases de datos mediante roles y autenticación.</w:t>
+      </w:r>
+    </w:p>
+    <w:p>
+      <w:pPr>
+        <w:pStyle w:val="ListBullet"/>
+      </w:pPr>
+      <w:r>
+        <w:t>Eliminación segura de archivos intermedios.</w:t>
+      </w:r>
+    </w:p>
+    <w:p>
+      <w:pPr>
+        <w:pStyle w:val="ListBullet"/>
+      </w:pPr>
+      <w:r>
+        <w:t>Cumplimiento de políticas de privacidad institucional.</w:t>
+      </w:r>
+    </w:p>
+    <w:p/>
     <w:p>
       <w:pPr>
         <w:pStyle w:val="Heading3"/>
@@ -237,6 +1027,7 @@
         <w:t>Se generaron tablas de calidad de datos y reportes de incidencias. Para visualizaciones, se recomienda adjuntar capturas de pantalla de dashboards o gráficos generados en Power BI, Tableau o matplotlib, en vez de Mermaid.</w:t>
       </w:r>
     </w:p>
+    <w:p/>
     <w:p>
       <w:pPr>
         <w:pStyle w:val="Heading3"/>
@@ -248,14 +1039,33 @@
     <w:p>
       <w:r>
         <w:t>Se definieron planes de contingencia ante fallos en la ingesta o pérdida de datos:</w:t>
-        <w:br/>
-        <w:t>- Respaldos automáticos diarios.</w:t>
-        <w:br/>
-        <w:t>- Reintentos automáticos en procesos ETL fallidos.</w:t>
-        <w:br/>
-        <w:t>- Notificación inmediata a responsables técnicos ante errores críticos.</w:t>
       </w:r>
     </w:p>
+    <w:p>
+      <w:pPr>
+        <w:pStyle w:val="ListBullet"/>
+      </w:pPr>
+      <w:r>
+        <w:t>Respaldos automáticos diarios.</w:t>
+      </w:r>
+    </w:p>
+    <w:p>
+      <w:pPr>
+        <w:pStyle w:val="ListBullet"/>
+      </w:pPr>
+      <w:r>
+        <w:t>Reintentos automáticos en procesos ETL fallidos.</w:t>
+      </w:r>
+    </w:p>
+    <w:p>
+      <w:pPr>
+        <w:pStyle w:val="ListBullet"/>
+      </w:pPr>
+      <w:r>
+        <w:t>Notificación inmediata a responsables técnicos ante errores críticos.</w:t>
+      </w:r>
+    </w:p>
+    <w:p/>
     <w:p>
       <w:pPr>
         <w:pStyle w:val="Heading3"/>
@@ -267,16 +1077,41 @@
     <w:p>
       <w:r>
         <w:t>Durante el mes se identificaron buenas prácticas y áreas de mejora:</w:t>
-        <w:br/>
-        <w:t>- La colaboración entre áreas técnicas y responsables de datos fue clave para la integración exitosa.</w:t>
-        <w:br/>
-        <w:t>- Es necesario fortalecer la documentación técnica y los mapeos de campos.</w:t>
-        <w:br/>
-        <w:t>- Se recomienda ampliar la automatización de pruebas y validaciones.</w:t>
-        <w:br/>
-        <w:t>- Mantener la revisión continua de procesos y comunicación activa para mejorar la calidad y utilidad de la información institucional.</w:t>
       </w:r>
     </w:p>
+    <w:p>
+      <w:pPr>
+        <w:pStyle w:val="ListBullet"/>
+      </w:pPr>
+      <w:r>
+        <w:t>La colaboración entre áreas técnicas y responsables de datos fue clave para la integración exitosa.</w:t>
+      </w:r>
+    </w:p>
+    <w:p>
+      <w:pPr>
+        <w:pStyle w:val="ListBullet"/>
+      </w:pPr>
+      <w:r>
+        <w:t>Es necesario fortalecer la documentación técnica y los mapeos de campos.</w:t>
+      </w:r>
+    </w:p>
+    <w:p>
+      <w:pPr>
+        <w:pStyle w:val="ListBullet"/>
+      </w:pPr>
+      <w:r>
+        <w:t>Se recomienda ampliar la automatización de pruebas y validaciones.</w:t>
+      </w:r>
+    </w:p>
+    <w:p>
+      <w:pPr>
+        <w:pStyle w:val="ListBullet"/>
+      </w:pPr>
+      <w:r>
+        <w:t>Mantener la revisión continua de procesos y comunicación activa para mejorar la calidad y utilidad de la información institucional.</w:t>
+      </w:r>
+    </w:p>
+    <w:p/>
     <w:p>
       <w:pPr>
         <w:pStyle w:val="Heading3"/>
@@ -288,16 +1123,38 @@
     <w:p>
       <w:r>
         <w:t>Se diseñaron y programaron scripts en Python y SQL para la extracción, transformación y carga de datos desde las principales fuentes institucionales (SIGA, RH-Plus, EvalDoc, BiblioSoft) y archivos externos (CSV, XLSX, JSON, XML). Los procesos ETL/ELT incluyeron:</w:t>
-        <w:br/>
-        <w:t>- Extracción automatizada de datos mediante conectores y APIs.</w:t>
-        <w:br/>
-        <w:t>- Transformación de datos: limpieza de registros, estandarización de formatos (fechas, nombres, identificadores), enriquecimiento con datos adicionales.</w:t>
-        <w:br/>
-        <w:t>- Carga de datos en el Data Warehouse institucional, con control de versiones y logs de ejecución.</w:t>
-        <w:br/>
+      </w:r>
+    </w:p>
+    <w:p>
+      <w:pPr>
+        <w:pStyle w:val="ListBullet"/>
+      </w:pPr>
+      <w:r>
+        <w:t>Extracción automatizada de datos mediante conectores y APIs.</w:t>
+      </w:r>
+    </w:p>
+    <w:p>
+      <w:pPr>
+        <w:pStyle w:val="ListBullet"/>
+      </w:pPr>
+      <w:r>
+        <w:t>Transformación de datos: limpieza de registros, estandarización de formatos (fechas, nombres, identificadores), enriquecimiento con datos adicionales.</w:t>
+      </w:r>
+    </w:p>
+    <w:p>
+      <w:pPr>
+        <w:pStyle w:val="ListBullet"/>
+      </w:pPr>
+      <w:r>
+        <w:t>Carga de datos en el Data Warehouse institucional, con control de versiones y logs de ejecución.</w:t>
+      </w:r>
+    </w:p>
+    <w:p>
+      <w:r>
         <w:t>Ejemplo práctico: El script de ingesta de SIGA permitió extraer 25,000 registros de alumnos activos, normalizar los campos de nombre y fecha de nacimiento, y cargar la información en la base central, eliminando duplicados y registros incompletos.</w:t>
       </w:r>
     </w:p>
+    <w:p/>
     <w:p>
       <w:pPr>
         <w:pStyle w:val="Heading3"/>
@@ -309,16 +1166,38 @@
     <w:p>
       <w:r>
         <w:t>Se consolidaron los datos de las diferentes fuentes en el Data Warehouse institucional, utilizando mapeos de campos y lógica de integración definida en la propuesta de arquitectura. Se documentó el proceso de integración, incluyendo:</w:t>
-        <w:br/>
-        <w:t>- Identificación de campos equivalentes entre sistemas (por ejemplo, ID de alumno en SIGA y EvalDoc).</w:t>
-        <w:br/>
-        <w:t>- Resolución de conflictos y duplicidades mediante reglas de negocio.</w:t>
-        <w:br/>
-        <w:t>- Generación de reportes de integración para validar la consistencia de los datos.</w:t>
-        <w:br/>
+      </w:r>
+    </w:p>
+    <w:p>
+      <w:pPr>
+        <w:pStyle w:val="ListBullet"/>
+      </w:pPr>
+      <w:r>
+        <w:t>Identificación de campos equivalentes entre sistemas (por ejemplo, ID de alumno en SIGA y EvalDoc).</w:t>
+      </w:r>
+    </w:p>
+    <w:p>
+      <w:pPr>
+        <w:pStyle w:val="ListBullet"/>
+      </w:pPr>
+      <w:r>
+        <w:t>Resolución de conflictos y duplicidades mediante reglas de negocio.</w:t>
+      </w:r>
+    </w:p>
+    <w:p>
+      <w:pPr>
+        <w:pStyle w:val="ListBullet"/>
+      </w:pPr>
+      <w:r>
+        <w:t>Generación de reportes de integración para validar la consistencia de los datos.</w:t>
+      </w:r>
+    </w:p>
+    <w:p>
+      <w:r>
         <w:t>Ejemplo práctico: La integración de datos de RH-Plus y SIGA permitió cruzar información de empleados que también son alumnos, identificando 120 casos y consolidando sus registros en una sola vista.</w:t>
       </w:r>
     </w:p>
+    <w:p/>
     <w:p>
       <w:pPr>
         <w:pStyle w:val="Heading3"/>
@@ -330,16 +1209,38 @@
     <w:p>
       <w:r>
         <w:t>Se ejecutaron pruebas de validación sobre los datos integrados, utilizando scripts automatizados y revisiones manuales. Las actividades incluyeron:</w:t>
-        <w:br/>
-        <w:t>- Verificación de campos obligatorios y formatos válidos.</w:t>
-        <w:br/>
-        <w:t>- Identificación y corrección de registros duplicados, inconsistentes o incompletos.</w:t>
-        <w:br/>
-        <w:t>- Generación de reportes de calidad y retroalimentación a los responsables de área.</w:t>
-        <w:br/>
+      </w:r>
+    </w:p>
+    <w:p>
+      <w:pPr>
+        <w:pStyle w:val="ListBullet"/>
+      </w:pPr>
+      <w:r>
+        <w:t>Verificación de campos obligatorios y formatos válidos.</w:t>
+      </w:r>
+    </w:p>
+    <w:p>
+      <w:pPr>
+        <w:pStyle w:val="ListBullet"/>
+      </w:pPr>
+      <w:r>
+        <w:t>Identificación y corrección de registros duplicados, inconsistentes o incompletos.</w:t>
+      </w:r>
+    </w:p>
+    <w:p>
+      <w:pPr>
+        <w:pStyle w:val="ListBullet"/>
+      </w:pPr>
+      <w:r>
+        <w:t>Generación de reportes de calidad y retroalimentación a los responsables de área.</w:t>
+      </w:r>
+    </w:p>
+    <w:p>
+      <w:r>
         <w:t>Ejemplo práctico: Se detectaron 350 registros de alumnos con fechas de nacimiento fuera de rango; se corrigieron 320 y se solicitaron aclaraciones para los restantes.</w:t>
       </w:r>
     </w:p>
+    <w:p/>
     <w:p>
       <w:pPr>
         <w:pStyle w:val="Heading3"/>
@@ -351,16 +1252,38 @@
     <w:p>
       <w:r>
         <w:t>Se elaboraron bitácoras detalladas de cada ejecución de los pipelines ETL/ELT, incluyendo:</w:t>
-        <w:br/>
-        <w:t>- Logs de errores, advertencias y resultados de carga.</w:t>
-        <w:br/>
-        <w:t>- Acciones correctivas aplicadas y justificación de cambios.</w:t>
-        <w:br/>
-        <w:t>- Evidencias (archivos, capturas de pantalla, reportes) almacenadas en la carpeta correspondiente para consulta y auditoría.</w:t>
-        <w:br/>
+      </w:r>
+    </w:p>
+    <w:p>
+      <w:pPr>
+        <w:pStyle w:val="ListBullet"/>
+      </w:pPr>
+      <w:r>
+        <w:t>Logs de errores, advertencias y resultados de carga.</w:t>
+      </w:r>
+    </w:p>
+    <w:p>
+      <w:pPr>
+        <w:pStyle w:val="ListBullet"/>
+      </w:pPr>
+      <w:r>
+        <w:t>Acciones correctivas aplicadas y justificación de cambios.</w:t>
+      </w:r>
+    </w:p>
+    <w:p>
+      <w:pPr>
+        <w:pStyle w:val="ListBullet"/>
+      </w:pPr>
+      <w:r>
+        <w:t>Evidencias (archivos, capturas de pantalla, reportes) almacenadas en la carpeta correspondiente para consulta y auditoría.</w:t>
+      </w:r>
+    </w:p>
+    <w:p>
+      <w:r>
         <w:t>Ejemplo práctico: La bitácora de la carga de datos de EvalDoc incluyó el registro de 15,000 encuestas procesadas, 120 registros eliminados por duplicidad y 45 por inconsistencias en los identificadores.</w:t>
       </w:r>
     </w:p>
+    <w:p/>
     <w:p>
       <w:pPr>
         <w:pStyle w:val="Heading3"/>
@@ -372,10 +1295,14 @@
     <w:p>
       <w:r>
         <w:t>Se realizaron reuniones periódicas (semanales y quincenales) para validar avances, resolver incidencias técnicas y ajustar el plan de trabajo. En cada sesión se documentaron:</w:t>
-        <w:br/>
+      </w:r>
+    </w:p>
+    <w:p>
+      <w:r>
         <w:t>Ejemplo práctico: En la reunión del 21 de febrero se acordó actualizar el script de depuración para considerar nuevos formatos de archivos recibidos de fuentes externas y se asignó la tarea a dos miembros del equipo de datos.</w:t>
       </w:r>
     </w:p>
+    <w:p/>
     <w:p>
       <w:pPr>
         <w:pStyle w:val="Heading2"/>
@@ -384,6 +1311,7 @@
         <w:t>3. Entregables Generados y Evidencias</w:t>
       </w:r>
     </w:p>
+    <w:p/>
     <w:p>
       <w:pPr>
         <w:pStyle w:val="Heading2"/>
@@ -397,6 +1325,7 @@
         <w:t>...existing code...</w:t>
       </w:r>
     </w:p>
+    <w:p/>
     <w:p>
       <w:pPr>
         <w:pStyle w:val="Heading3"/>
@@ -405,21 +1334,282 @@
         <w:t>3.6 Comparativo de Calidad de Datos Antes/Después de la Depuración</w:t>
       </w:r>
     </w:p>
-    <w:p>
-      <w:r>
-        <w:t>| Fuente     | % Completitud Antes | % Completitud Después | % Consistencia Antes | % Consistencia Después |</w:t>
-        <w:br/>
-        <w:t>|:---------- |:------------------- |:--------------------- |:-------------------- |:----------------------|</w:t>
-        <w:br/>
-        <w:t>| SIGA       | 94%                 | 98%                   | 92%                  | 97%                   |</w:t>
-        <w:br/>
-        <w:t>| RH-Plus    | 90%                 | 95%                   | 95%                  | 98%                   |</w:t>
-        <w:br/>
-        <w:t>| EvalDoc    | 95%                 | 99%                   | 90%                  | 96%                   |</w:t>
-        <w:br/>
-        <w:t>| BiblioSoft | 97%                 | 99%                   | 97%                  | 99%                   |</w:t>
-      </w:r>
-    </w:p>
+    <w:p/>
+    <w:tbl>
+      <w:tblPr>
+        <w:tblStyle w:val="TableGrid"/>
+        <w:tblW w:type="auto" w:w="0"/>
+        <w:tblLook w:firstColumn="1" w:firstRow="1" w:lastColumn="0" w:lastRow="0" w:noHBand="0" w:noVBand="1" w:val="04A0"/>
+      </w:tblPr>
+      <w:tblGrid>
+        <w:gridCol w:w="1728"/>
+        <w:gridCol w:w="1728"/>
+        <w:gridCol w:w="1728"/>
+        <w:gridCol w:w="1728"/>
+        <w:gridCol w:w="1728"/>
+      </w:tblGrid>
+      <w:tr>
+        <w:tc>
+          <w:tcPr>
+            <w:tcW w:type="dxa" w:w="1728"/>
+          </w:tcPr>
+          <w:p>
+            <w:r>
+              <w:t>Fuente</w:t>
+            </w:r>
+          </w:p>
+        </w:tc>
+        <w:tc>
+          <w:tcPr>
+            <w:tcW w:type="dxa" w:w="1728"/>
+          </w:tcPr>
+          <w:p>
+            <w:r>
+              <w:t>% Completitud Antes</w:t>
+            </w:r>
+          </w:p>
+        </w:tc>
+        <w:tc>
+          <w:tcPr>
+            <w:tcW w:type="dxa" w:w="1728"/>
+          </w:tcPr>
+          <w:p>
+            <w:r>
+              <w:t>% Completitud Después</w:t>
+            </w:r>
+          </w:p>
+        </w:tc>
+        <w:tc>
+          <w:tcPr>
+            <w:tcW w:type="dxa" w:w="1728"/>
+          </w:tcPr>
+          <w:p>
+            <w:r>
+              <w:t>% Consistencia Antes</w:t>
+            </w:r>
+          </w:p>
+        </w:tc>
+        <w:tc>
+          <w:tcPr>
+            <w:tcW w:type="dxa" w:w="1728"/>
+          </w:tcPr>
+          <w:p>
+            <w:r>
+              <w:t>% Consistencia Después</w:t>
+            </w:r>
+          </w:p>
+        </w:tc>
+      </w:tr>
+      <w:tr>
+        <w:tc>
+          <w:tcPr>
+            <w:tcW w:type="dxa" w:w="1728"/>
+          </w:tcPr>
+          <w:p>
+            <w:r>
+              <w:t>SIGA</w:t>
+            </w:r>
+          </w:p>
+        </w:tc>
+        <w:tc>
+          <w:tcPr>
+            <w:tcW w:type="dxa" w:w="1728"/>
+          </w:tcPr>
+          <w:p>
+            <w:r>
+              <w:t>94%</w:t>
+            </w:r>
+          </w:p>
+        </w:tc>
+        <w:tc>
+          <w:tcPr>
+            <w:tcW w:type="dxa" w:w="1728"/>
+          </w:tcPr>
+          <w:p>
+            <w:r>
+              <w:t>98%</w:t>
+            </w:r>
+          </w:p>
+        </w:tc>
+        <w:tc>
+          <w:tcPr>
+            <w:tcW w:type="dxa" w:w="1728"/>
+          </w:tcPr>
+          <w:p>
+            <w:r>
+              <w:t>92%</w:t>
+            </w:r>
+          </w:p>
+        </w:tc>
+        <w:tc>
+          <w:tcPr>
+            <w:tcW w:type="dxa" w:w="1728"/>
+          </w:tcPr>
+          <w:p>
+            <w:r>
+              <w:t>97%</w:t>
+            </w:r>
+          </w:p>
+        </w:tc>
+      </w:tr>
+      <w:tr>
+        <w:tc>
+          <w:tcPr>
+            <w:tcW w:type="dxa" w:w="1728"/>
+          </w:tcPr>
+          <w:p>
+            <w:r>
+              <w:t>RH-Plus</w:t>
+            </w:r>
+          </w:p>
+        </w:tc>
+        <w:tc>
+          <w:tcPr>
+            <w:tcW w:type="dxa" w:w="1728"/>
+          </w:tcPr>
+          <w:p>
+            <w:r>
+              <w:t>90%</w:t>
+            </w:r>
+          </w:p>
+        </w:tc>
+        <w:tc>
+          <w:tcPr>
+            <w:tcW w:type="dxa" w:w="1728"/>
+          </w:tcPr>
+          <w:p>
+            <w:r>
+              <w:t>95%</w:t>
+            </w:r>
+          </w:p>
+        </w:tc>
+        <w:tc>
+          <w:tcPr>
+            <w:tcW w:type="dxa" w:w="1728"/>
+          </w:tcPr>
+          <w:p>
+            <w:r>
+              <w:t>95%</w:t>
+            </w:r>
+          </w:p>
+        </w:tc>
+        <w:tc>
+          <w:tcPr>
+            <w:tcW w:type="dxa" w:w="1728"/>
+          </w:tcPr>
+          <w:p>
+            <w:r>
+              <w:t>98%</w:t>
+            </w:r>
+          </w:p>
+        </w:tc>
+      </w:tr>
+      <w:tr>
+        <w:tc>
+          <w:tcPr>
+            <w:tcW w:type="dxa" w:w="1728"/>
+          </w:tcPr>
+          <w:p>
+            <w:r>
+              <w:t>EvalDoc</w:t>
+            </w:r>
+          </w:p>
+        </w:tc>
+        <w:tc>
+          <w:tcPr>
+            <w:tcW w:type="dxa" w:w="1728"/>
+          </w:tcPr>
+          <w:p>
+            <w:r>
+              <w:t>95%</w:t>
+            </w:r>
+          </w:p>
+        </w:tc>
+        <w:tc>
+          <w:tcPr>
+            <w:tcW w:type="dxa" w:w="1728"/>
+          </w:tcPr>
+          <w:p>
+            <w:r>
+              <w:t>99%</w:t>
+            </w:r>
+          </w:p>
+        </w:tc>
+        <w:tc>
+          <w:tcPr>
+            <w:tcW w:type="dxa" w:w="1728"/>
+          </w:tcPr>
+          <w:p>
+            <w:r>
+              <w:t>90%</w:t>
+            </w:r>
+          </w:p>
+        </w:tc>
+        <w:tc>
+          <w:tcPr>
+            <w:tcW w:type="dxa" w:w="1728"/>
+          </w:tcPr>
+          <w:p>
+            <w:r>
+              <w:t>96%</w:t>
+            </w:r>
+          </w:p>
+        </w:tc>
+      </w:tr>
+      <w:tr>
+        <w:tc>
+          <w:tcPr>
+            <w:tcW w:type="dxa" w:w="1728"/>
+          </w:tcPr>
+          <w:p>
+            <w:r>
+              <w:t>BiblioSoft</w:t>
+            </w:r>
+          </w:p>
+        </w:tc>
+        <w:tc>
+          <w:tcPr>
+            <w:tcW w:type="dxa" w:w="1728"/>
+          </w:tcPr>
+          <w:p>
+            <w:r>
+              <w:t>97%</w:t>
+            </w:r>
+          </w:p>
+        </w:tc>
+        <w:tc>
+          <w:tcPr>
+            <w:tcW w:type="dxa" w:w="1728"/>
+          </w:tcPr>
+          <w:p>
+            <w:r>
+              <w:t>99%</w:t>
+            </w:r>
+          </w:p>
+        </w:tc>
+        <w:tc>
+          <w:tcPr>
+            <w:tcW w:type="dxa" w:w="1728"/>
+          </w:tcPr>
+          <w:p>
+            <w:r>
+              <w:t>97%</w:t>
+            </w:r>
+          </w:p>
+        </w:tc>
+        <w:tc>
+          <w:tcPr>
+            <w:tcW w:type="dxa" w:w="1728"/>
+          </w:tcPr>
+          <w:p>
+            <w:r>
+              <w:t>99%</w:t>
+            </w:r>
+          </w:p>
+        </w:tc>
+      </w:tr>
+    </w:tbl>
+    <w:p/>
     <w:p>
       <w:pPr>
         <w:pStyle w:val="Heading3"/>
@@ -428,49 +1618,53 @@
         <w:t>3.7 Gráfico de Evolución de Incidencias Resueltas</w:t>
       </w:r>
     </w:p>
+    <w:p/>
     <w:p>
       <w:r>
-        <w:t>mermaid</w:t>
-        <w:br/>
-        <w:t>%% Incidencias resueltas por semana</w:t>
-        <w:br/>
-        <w:t>bar</w:t>
-        <w:br/>
-        <w:t xml:space="preserve">    title Incidencias Resueltas Febrero 2026</w:t>
-        <w:br/>
-        <w:t xml:space="preserve">    Week1: 30</w:t>
-        <w:br/>
-        <w:t xml:space="preserve">    Week2: 45</w:t>
-        <w:br/>
-        <w:t xml:space="preserve">    Week3: 60</w:t>
-        <w:br/>
-        <w:t xml:space="preserve">    Week4: 25</w:t>
-        <w:br/>
+        <w:t>```mermaid</w:t>
       </w:r>
     </w:p>
     <w:p>
-      <w:pPr>
-        <w:pStyle w:val="IntenseQuote"/>
-      </w:pPr>
       <w:r>
-        <w:t>mermaid</w:t>
-        <w:br/>
         <w:t>%% Incidencias resueltas por semana</w:t>
-        <w:br/>
-        <w:t>bar</w:t>
-        <w:br/>
-        <w:t xml:space="preserve">    title Incidencias Resueltas Febrero 2026</w:t>
-        <w:br/>
-        <w:t xml:space="preserve">    Week1: 30</w:t>
-        <w:br/>
-        <w:t xml:space="preserve">    Week2: 45</w:t>
-        <w:br/>
-        <w:t xml:space="preserve">    Week3: 60</w:t>
-        <w:br/>
-        <w:t xml:space="preserve">    Week4: 25</w:t>
-        <w:br/>
       </w:r>
     </w:p>
+    <w:p>
+      <w:r>
+        <w:t>bar</w:t>
+      </w:r>
+    </w:p>
+    <w:p>
+      <w:r>
+        <w:t xml:space="preserve">    title Incidencias Resueltas Febrero 2026</w:t>
+      </w:r>
+    </w:p>
+    <w:p>
+      <w:r>
+        <w:t xml:space="preserve">    Week1: 30</w:t>
+      </w:r>
+    </w:p>
+    <w:p>
+      <w:r>
+        <w:t xml:space="preserve">    Week2: 45</w:t>
+      </w:r>
+    </w:p>
+    <w:p>
+      <w:r>
+        <w:t xml:space="preserve">    Week3: 60</w:t>
+      </w:r>
+    </w:p>
+    <w:p>
+      <w:r>
+        <w:t xml:space="preserve">    Week4: 25</w:t>
+      </w:r>
+    </w:p>
+    <w:p>
+      <w:r>
+        <w:t>```</w:t>
+      </w:r>
+    </w:p>
+    <w:p/>
     <w:p>
       <w:pPr>
         <w:pStyle w:val="Heading3"/>
@@ -479,38 +1673,63 @@
         <w:t>3.8 Ejemplo de Reporte de Auditoría de Logs</w:t>
       </w:r>
     </w:p>
+    <w:p/>
     <w:p>
       <w:r>
         <w:t>```</w:t>
       </w:r>
     </w:p>
     <w:p>
-      <w:pPr>
-        <w:pStyle w:val="Heading2"/>
-      </w:pPr>
       <w:r>
         <w:t>Auditoría ETL/ELT - Febrero 2026</w:t>
       </w:r>
     </w:p>
     <w:p>
       <w:r>
+        <w:t>---------------------------------</w:t>
+      </w:r>
+    </w:p>
+    <w:p>
+      <w:r>
         <w:t>Fecha: 2026-02-15</w:t>
-        <w:br/>
+      </w:r>
+    </w:p>
+    <w:p>
+      <w:r>
         <w:t>Pipeline: EvalDoc</w:t>
-        <w:br/>
+      </w:r>
+    </w:p>
+    <w:p>
+      <w:r>
         <w:t>Registros procesados: 15,000</w:t>
-        <w:br/>
+      </w:r>
+    </w:p>
+    <w:p>
+      <w:r>
         <w:t>Errores detectados: 45</w:t>
-        <w:br/>
+      </w:r>
+    </w:p>
+    <w:p>
+      <w:r>
         <w:t>Duplicados eliminados: 120</w:t>
-        <w:br/>
+      </w:r>
+    </w:p>
+    <w:p>
+      <w:r>
         <w:t>Acciones correctivas: Actualización de script, notificación a responsables</w:t>
-        <w:br/>
+      </w:r>
+    </w:p>
+    <w:p>
+      <w:r>
         <w:t>Resultado: Carga exitosa</w:t>
-        <w:br/>
+      </w:r>
+    </w:p>
+    <w:p>
+      <w:r>
         <w:t>```</w:t>
       </w:r>
     </w:p>
+    <w:p/>
     <w:p>
       <w:pPr>
         <w:pStyle w:val="Heading3"/>
@@ -519,57 +1738,63 @@
         <w:t>3.9 Diagrama de Flujo de Validación y Depuración</w:t>
       </w:r>
     </w:p>
+    <w:p/>
     <w:p>
       <w:r>
-        <w:t>mermaid</w:t>
-        <w:br/>
-        <w:t>flowchart TD</w:t>
-        <w:br/>
-        <w:t xml:space="preserve">    A[Inicio] --&gt; B[Extracción de datos]</w:t>
-        <w:br/>
-        <w:t xml:space="preserve">    B --&gt; C[Validación de formatos]</w:t>
-        <w:br/>
-        <w:t xml:space="preserve">    C --&gt; D{¿Registros válidos?}</w:t>
-        <w:br/>
-        <w:t xml:space="preserve">    D -- Sí --&gt; E[Transformación y carga]</w:t>
-        <w:br/>
-        <w:t xml:space="preserve">    D -- No --&gt; F[Depuración y corrección]</w:t>
-        <w:br/>
-        <w:t xml:space="preserve">    F --&gt; C</w:t>
-        <w:br/>
-        <w:t xml:space="preserve">    E --&gt; G[Generar log y reporte]</w:t>
-        <w:br/>
-        <w:t xml:space="preserve">    G --&gt; H[Fin]</w:t>
-        <w:br/>
+        <w:t>```mermaid</w:t>
       </w:r>
     </w:p>
     <w:p>
-      <w:pPr>
-        <w:pStyle w:val="IntenseQuote"/>
-      </w:pPr>
       <w:r>
-        <w:t>mermaid</w:t>
-        <w:br/>
         <w:t>flowchart TD</w:t>
-        <w:br/>
-        <w:t xml:space="preserve">    A[Inicio] --&gt; B[Extracción de datos]</w:t>
-        <w:br/>
-        <w:t xml:space="preserve">    B --&gt; C[Validación de formatos]</w:t>
-        <w:br/>
-        <w:t xml:space="preserve">    C --&gt; D{¿Registros válidos?}</w:t>
-        <w:br/>
-        <w:t xml:space="preserve">    D -- Sí --&gt; E[Transformación y carga]</w:t>
-        <w:br/>
-        <w:t xml:space="preserve">    D -- No --&gt; F[Depuración y corrección]</w:t>
-        <w:br/>
-        <w:t xml:space="preserve">    F --&gt; C</w:t>
-        <w:br/>
-        <w:t xml:space="preserve">    E --&gt; G[Generar log y reporte]</w:t>
-        <w:br/>
-        <w:t xml:space="preserve">    G --&gt; H[Fin]</w:t>
-        <w:br/>
       </w:r>
     </w:p>
+    <w:p>
+      <w:r>
+        <w:t xml:space="preserve">    A[Inicio] --&gt; B[Extracción de datos]</w:t>
+      </w:r>
+    </w:p>
+    <w:p>
+      <w:r>
+        <w:t xml:space="preserve">    B --&gt; C[Validación de formatos]</w:t>
+      </w:r>
+    </w:p>
+    <w:p>
+      <w:r>
+        <w:t xml:space="preserve">    C --&gt; D{¿Registros válidos?}</w:t>
+      </w:r>
+    </w:p>
+    <w:p>
+      <w:r>
+        <w:t xml:space="preserve">    D -- Sí --&gt; E[Transformación y carga]</w:t>
+      </w:r>
+    </w:p>
+    <w:p>
+      <w:r>
+        <w:t xml:space="preserve">    D -- No --&gt; F[Depuración y corrección]</w:t>
+      </w:r>
+    </w:p>
+    <w:p>
+      <w:r>
+        <w:t xml:space="preserve">    F --&gt; C</w:t>
+      </w:r>
+    </w:p>
+    <w:p>
+      <w:r>
+        <w:t xml:space="preserve">    E --&gt; G[Generar log y reporte]</w:t>
+      </w:r>
+    </w:p>
+    <w:p>
+      <w:r>
+        <w:t xml:space="preserve">    G --&gt; H[Fin]</w:t>
+      </w:r>
+    </w:p>
+    <w:p>
+      <w:r>
+        <w:t>```</w:t>
+      </w:r>
+    </w:p>
+    <w:p/>
     <w:p>
       <w:pPr>
         <w:pStyle w:val="Heading3"/>
@@ -578,32 +1803,200 @@
         <w:t>3.10 Retroalimentación de Responsables de Área</w:t>
       </w:r>
     </w:p>
+    <w:p/>
     <w:p>
+      <w:pPr>
+        <w:pStyle w:val="ListBullet"/>
+      </w:pPr>
       <w:r>
-        <w:t>• Servicios Escolares: "La depuración mejoró la confiabilidad de los datos de alumnos."</w:t>
+        <w:t>Servicios Escolares: "La depuración mejoró la confiabilidad de los datos de alumnos."</w:t>
       </w:r>
     </w:p>
     <w:p>
+      <w:pPr>
+        <w:pStyle w:val="ListBullet"/>
+      </w:pPr>
       <w:r>
-        <w:t>• Recursos Humanos: "La integración permitió identificar empleados con doble rol."</w:t>
+        <w:t>Recursos Humanos: "La integración permitió identificar empleados con doble rol."</w:t>
       </w:r>
     </w:p>
     <w:p>
+      <w:pPr>
+        <w:pStyle w:val="ListBullet"/>
+      </w:pPr>
       <w:r>
-        <w:t>• Coordinación Académica: "La validación de encuestas docentes facilitó el análisis de resultados."</w:t>
+        <w:t>Coordinación Académica: "La validación de encuestas docentes facilitó el análisis de resultados."</w:t>
       </w:r>
     </w:p>
     <w:p>
+      <w:pPr>
+        <w:pStyle w:val="ListBullet"/>
+      </w:pPr>
       <w:r>
-        <w:t>• Biblioteca Central: "El respaldo automático garantiza la seguridad de la información."</w:t>
-        <w:br/>
-        <w:t>| Fuente         | Fecha      | Registros Procesados | Duplicados Eliminados | Incompletos Corregidos | Incidencias | Estado Final |</w:t>
-        <w:br/>
-        <w:t>| EvalDoc        | 2026-02-15 | 15,000               | 120                   | 45                     | 0           | Listo        |</w:t>
-        <w:br/>
-        <w:t>| BiblioSoft     | 2026-02-22 | 8,000                | 0                     | 0                      | 5           | Cargado      |</w:t>
+        <w:t>Biblioteca Central: "El respaldo automático garantiza la seguridad de la información."</w:t>
       </w:r>
     </w:p>
+    <w:tbl>
+      <w:tblPr>
+        <w:tblStyle w:val="TableGrid"/>
+        <w:tblW w:type="auto" w:w="0"/>
+        <w:tblLook w:firstColumn="1" w:firstRow="1" w:lastColumn="0" w:lastRow="0" w:noHBand="0" w:noVBand="1" w:val="04A0"/>
+      </w:tblPr>
+      <w:tblGrid>
+        <w:gridCol w:w="1234"/>
+        <w:gridCol w:w="1234"/>
+        <w:gridCol w:w="1234"/>
+        <w:gridCol w:w="1234"/>
+        <w:gridCol w:w="1234"/>
+        <w:gridCol w:w="1234"/>
+        <w:gridCol w:w="1234"/>
+      </w:tblGrid>
+      <w:tr>
+        <w:tc>
+          <w:tcPr>
+            <w:tcW w:type="dxa" w:w="1234"/>
+          </w:tcPr>
+          <w:p>
+            <w:r>
+              <w:t>Fuente</w:t>
+            </w:r>
+          </w:p>
+        </w:tc>
+        <w:tc>
+          <w:tcPr>
+            <w:tcW w:type="dxa" w:w="1234"/>
+          </w:tcPr>
+          <w:p>
+            <w:r>
+              <w:t>Fecha</w:t>
+            </w:r>
+          </w:p>
+        </w:tc>
+        <w:tc>
+          <w:tcPr>
+            <w:tcW w:type="dxa" w:w="1234"/>
+          </w:tcPr>
+          <w:p>
+            <w:r>
+              <w:t>Registros Procesados</w:t>
+            </w:r>
+          </w:p>
+        </w:tc>
+        <w:tc>
+          <w:tcPr>
+            <w:tcW w:type="dxa" w:w="1234"/>
+          </w:tcPr>
+          <w:p>
+            <w:r>
+              <w:t>Duplicados Eliminados</w:t>
+            </w:r>
+          </w:p>
+        </w:tc>
+        <w:tc>
+          <w:tcPr>
+            <w:tcW w:type="dxa" w:w="1234"/>
+          </w:tcPr>
+          <w:p>
+            <w:r>
+              <w:t>Incompletos Corregidos</w:t>
+            </w:r>
+          </w:p>
+        </w:tc>
+        <w:tc>
+          <w:tcPr>
+            <w:tcW w:type="dxa" w:w="1234"/>
+          </w:tcPr>
+          <w:p>
+            <w:r>
+              <w:t>Incidencias</w:t>
+            </w:r>
+          </w:p>
+        </w:tc>
+        <w:tc>
+          <w:tcPr>
+            <w:tcW w:type="dxa" w:w="1234"/>
+          </w:tcPr>
+          <w:p>
+            <w:r>
+              <w:t>Estado Final</w:t>
+            </w:r>
+          </w:p>
+        </w:tc>
+      </w:tr>
+      <w:tr>
+        <w:tc>
+          <w:tcPr>
+            <w:tcW w:type="dxa" w:w="1234"/>
+          </w:tcPr>
+          <w:p>
+            <w:r>
+              <w:t>BiblioSoft</w:t>
+            </w:r>
+          </w:p>
+        </w:tc>
+        <w:tc>
+          <w:tcPr>
+            <w:tcW w:type="dxa" w:w="1234"/>
+          </w:tcPr>
+          <w:p>
+            <w:r>
+              <w:t>2026-02-22</w:t>
+            </w:r>
+          </w:p>
+        </w:tc>
+        <w:tc>
+          <w:tcPr>
+            <w:tcW w:type="dxa" w:w="1234"/>
+          </w:tcPr>
+          <w:p>
+            <w:r>
+              <w:t>8,000</w:t>
+            </w:r>
+          </w:p>
+        </w:tc>
+        <w:tc>
+          <w:tcPr>
+            <w:tcW w:type="dxa" w:w="1234"/>
+          </w:tcPr>
+          <w:p>
+            <w:r>
+              <w:t>0</w:t>
+            </w:r>
+          </w:p>
+        </w:tc>
+        <w:tc>
+          <w:tcPr>
+            <w:tcW w:type="dxa" w:w="1234"/>
+          </w:tcPr>
+          <w:p>
+            <w:r>
+              <w:t>0</w:t>
+            </w:r>
+          </w:p>
+        </w:tc>
+        <w:tc>
+          <w:tcPr>
+            <w:tcW w:type="dxa" w:w="1234"/>
+          </w:tcPr>
+          <w:p>
+            <w:r>
+              <w:t>5</w:t>
+            </w:r>
+          </w:p>
+        </w:tc>
+        <w:tc>
+          <w:tcPr>
+            <w:tcW w:type="dxa" w:w="1234"/>
+          </w:tcPr>
+          <w:p>
+            <w:r>
+              <w:t>Cargado</w:t>
+            </w:r>
+          </w:p>
+        </w:tc>
+      </w:tr>
+    </w:tbl>
+    <w:p/>
     <w:p>
       <w:pPr>
         <w:pStyle w:val="Heading3"/>
@@ -612,41 +2005,43 @@
         <w:t>3.2 Gráfico de Registros Procesados</w:t>
       </w:r>
     </w:p>
+    <w:p/>
     <w:p>
       <w:r>
-        <w:t>mermaid</w:t>
-        <w:br/>
-        <w:t>graph LR</w:t>
-        <w:br/>
-        <w:t xml:space="preserve">    SIGA["SIGA\n25,000"] --&gt; DW["Data Warehouse"]</w:t>
-        <w:br/>
-        <w:t xml:space="preserve">    RH["RH-Plus\n2,500"] --&gt; DW</w:t>
-        <w:br/>
-        <w:t xml:space="preserve">    EVAL["EvalDoc\n15,000"] --&gt; DW</w:t>
-        <w:br/>
-        <w:t xml:space="preserve">    BIBLIO["BiblioSoft\n8,000"] --&gt; DW</w:t>
-        <w:br/>
+        <w:t>```mermaid</w:t>
       </w:r>
     </w:p>
     <w:p>
-      <w:pPr>
-        <w:pStyle w:val="IntenseQuote"/>
-      </w:pPr>
       <w:r>
-        <w:t>mermaid</w:t>
-        <w:br/>
         <w:t>graph LR</w:t>
-        <w:br/>
-        <w:t xml:space="preserve">    SIGA["SIGA\n25,000"] --&gt; DW["Data Warehouse"]</w:t>
-        <w:br/>
-        <w:t xml:space="preserve">    RH["RH-Plus\n2,500"] --&gt; DW</w:t>
-        <w:br/>
-        <w:t xml:space="preserve">    EVAL["EvalDoc\n15,000"] --&gt; DW</w:t>
-        <w:br/>
-        <w:t xml:space="preserve">    BIBLIO["BiblioSoft\n8,000"] --&gt; DW</w:t>
-        <w:br/>
       </w:r>
     </w:p>
+    <w:p>
+      <w:r>
+        <w:t xml:space="preserve">    SIGA["SIGA\n25,000"] --&gt; DW["Data Warehouse"]</w:t>
+      </w:r>
+    </w:p>
+    <w:p>
+      <w:r>
+        <w:t xml:space="preserve">    RH["RH-Plus\n2,500"] --&gt; DW</w:t>
+      </w:r>
+    </w:p>
+    <w:p>
+      <w:r>
+        <w:t xml:space="preserve">    EVAL["EvalDoc\n15,000"] --&gt; DW</w:t>
+      </w:r>
+    </w:p>
+    <w:p>
+      <w:r>
+        <w:t xml:space="preserve">    BIBLIO["BiblioSoft\n8,000"] --&gt; DW</w:t>
+      </w:r>
+    </w:p>
+    <w:p>
+      <w:r>
+        <w:t>```</w:t>
+      </w:r>
+    </w:p>
+    <w:p/>
     <w:p>
       <w:pPr>
         <w:pStyle w:val="Heading3"/>
@@ -655,43 +2050,48 @@
         <w:t>3.3 Ejemplo de Log de Ejecución</w:t>
       </w:r>
     </w:p>
+    <w:p/>
     <w:p>
       <w:r>
-        <w:br/>
-        <w:t>[2026-02-03 09:00] Inicio proceso ETL SIGA</w:t>
-        <w:br/>
-        <w:t>[2026-02-03 09:01] Extracción completada: 25,000 registros</w:t>
-        <w:br/>
-        <w:t>[2026-02-03 09:02] Duplicados eliminados: 120</w:t>
-        <w:br/>
-        <w:t>[2026-02-03 09:03] Registros incompletos corregidos: 45</w:t>
-        <w:br/>
-        <w:t>[2026-02-03 09:04] Incidencias: 10 identificadores inválidos</w:t>
-        <w:br/>
-        <w:t>[2026-02-03 09:05] Carga exitosa en Data Warehouse</w:t>
-        <w:br/>
+        <w:t>```</w:t>
       </w:r>
     </w:p>
     <w:p>
-      <w:pPr>
-        <w:pStyle w:val="IntenseQuote"/>
-      </w:pPr>
       <w:r>
-        <w:br/>
         <w:t>[2026-02-03 09:00] Inicio proceso ETL SIGA</w:t>
-        <w:br/>
-        <w:t>[2026-02-03 09:01] Extracción completada: 25,000 registros</w:t>
-        <w:br/>
-        <w:t>[2026-02-03 09:02] Duplicados eliminados: 120</w:t>
-        <w:br/>
-        <w:t>[2026-02-03 09:03] Registros incompletos corregidos: 45</w:t>
-        <w:br/>
-        <w:t>[2026-02-03 09:04] Incidencias: 10 identificadores inválidos</w:t>
-        <w:br/>
-        <w:t>[2026-02-03 09:05] Carga exitosa en Data Warehouse</w:t>
-        <w:br/>
       </w:r>
     </w:p>
+    <w:p>
+      <w:r>
+        <w:t>[2026-02-03 09:01] Extracción completada: 25,000 registros</w:t>
+      </w:r>
+    </w:p>
+    <w:p>
+      <w:r>
+        <w:t>[2026-02-03 09:02] Duplicados eliminados: 120</w:t>
+      </w:r>
+    </w:p>
+    <w:p>
+      <w:r>
+        <w:t>[2026-02-03 09:03] Registros incompletos corregidos: 45</w:t>
+      </w:r>
+    </w:p>
+    <w:p>
+      <w:r>
+        <w:t>[2026-02-03 09:04] Incidencias: 10 identificadores inválidos</w:t>
+      </w:r>
+    </w:p>
+    <w:p>
+      <w:r>
+        <w:t>[2026-02-03 09:05] Carga exitosa en Data Warehouse</w:t>
+      </w:r>
+    </w:p>
+    <w:p>
+      <w:r>
+        <w:t>```</w:t>
+      </w:r>
+    </w:p>
+    <w:p/>
     <w:p>
       <w:pPr>
         <w:pStyle w:val="Heading3"/>
@@ -700,21 +2100,231 @@
         <w:t>3.4 Reporte de Calidad de Datos</w:t>
       </w:r>
     </w:p>
-    <w:p>
-      <w:r>
-        <w:t>| Fuente     | % Completitud | % Consistencia | % Actualidad |</w:t>
-        <w:br/>
-        <w:t>|:---------- |:------------- |:-------------- |:-------------|</w:t>
-        <w:br/>
-        <w:t>| SIGA       | 98%           | 97%            | 99%          |</w:t>
-        <w:br/>
-        <w:t>| RH-Plus    | 95%           | 98%            | 99%          |</w:t>
-        <w:br/>
-        <w:t>| EvalDoc    | 99%           | 96%            | 98%          |</w:t>
-        <w:br/>
-        <w:t>| BiblioSoft | 99%           | 99%            | 97%          |</w:t>
-      </w:r>
-    </w:p>
+    <w:p/>
+    <w:tbl>
+      <w:tblPr>
+        <w:tblStyle w:val="TableGrid"/>
+        <w:tblW w:type="auto" w:w="0"/>
+        <w:tblLook w:firstColumn="1" w:firstRow="1" w:lastColumn="0" w:lastRow="0" w:noHBand="0" w:noVBand="1" w:val="04A0"/>
+      </w:tblPr>
+      <w:tblGrid>
+        <w:gridCol w:w="2160"/>
+        <w:gridCol w:w="2160"/>
+        <w:gridCol w:w="2160"/>
+        <w:gridCol w:w="2160"/>
+      </w:tblGrid>
+      <w:tr>
+        <w:tc>
+          <w:tcPr>
+            <w:tcW w:type="dxa" w:w="2160"/>
+          </w:tcPr>
+          <w:p>
+            <w:r>
+              <w:t>Fuente</w:t>
+            </w:r>
+          </w:p>
+        </w:tc>
+        <w:tc>
+          <w:tcPr>
+            <w:tcW w:type="dxa" w:w="2160"/>
+          </w:tcPr>
+          <w:p>
+            <w:r>
+              <w:t>% Completitud</w:t>
+            </w:r>
+          </w:p>
+        </w:tc>
+        <w:tc>
+          <w:tcPr>
+            <w:tcW w:type="dxa" w:w="2160"/>
+          </w:tcPr>
+          <w:p>
+            <w:r>
+              <w:t>% Consistencia</w:t>
+            </w:r>
+          </w:p>
+        </w:tc>
+        <w:tc>
+          <w:tcPr>
+            <w:tcW w:type="dxa" w:w="2160"/>
+          </w:tcPr>
+          <w:p>
+            <w:r>
+              <w:t>% Actualidad</w:t>
+            </w:r>
+          </w:p>
+        </w:tc>
+      </w:tr>
+      <w:tr>
+        <w:tc>
+          <w:tcPr>
+            <w:tcW w:type="dxa" w:w="2160"/>
+          </w:tcPr>
+          <w:p>
+            <w:r>
+              <w:t>SIGA</w:t>
+            </w:r>
+          </w:p>
+        </w:tc>
+        <w:tc>
+          <w:tcPr>
+            <w:tcW w:type="dxa" w:w="2160"/>
+          </w:tcPr>
+          <w:p>
+            <w:r>
+              <w:t>98%</w:t>
+            </w:r>
+          </w:p>
+        </w:tc>
+        <w:tc>
+          <w:tcPr>
+            <w:tcW w:type="dxa" w:w="2160"/>
+          </w:tcPr>
+          <w:p>
+            <w:r>
+              <w:t>97%</w:t>
+            </w:r>
+          </w:p>
+        </w:tc>
+        <w:tc>
+          <w:tcPr>
+            <w:tcW w:type="dxa" w:w="2160"/>
+          </w:tcPr>
+          <w:p>
+            <w:r>
+              <w:t>99%</w:t>
+            </w:r>
+          </w:p>
+        </w:tc>
+      </w:tr>
+      <w:tr>
+        <w:tc>
+          <w:tcPr>
+            <w:tcW w:type="dxa" w:w="2160"/>
+          </w:tcPr>
+          <w:p>
+            <w:r>
+              <w:t>RH-Plus</w:t>
+            </w:r>
+          </w:p>
+        </w:tc>
+        <w:tc>
+          <w:tcPr>
+            <w:tcW w:type="dxa" w:w="2160"/>
+          </w:tcPr>
+          <w:p>
+            <w:r>
+              <w:t>95%</w:t>
+            </w:r>
+          </w:p>
+        </w:tc>
+        <w:tc>
+          <w:tcPr>
+            <w:tcW w:type="dxa" w:w="2160"/>
+          </w:tcPr>
+          <w:p>
+            <w:r>
+              <w:t>98%</w:t>
+            </w:r>
+          </w:p>
+        </w:tc>
+        <w:tc>
+          <w:tcPr>
+            <w:tcW w:type="dxa" w:w="2160"/>
+          </w:tcPr>
+          <w:p>
+            <w:r>
+              <w:t>99%</w:t>
+            </w:r>
+          </w:p>
+        </w:tc>
+      </w:tr>
+      <w:tr>
+        <w:tc>
+          <w:tcPr>
+            <w:tcW w:type="dxa" w:w="2160"/>
+          </w:tcPr>
+          <w:p>
+            <w:r>
+              <w:t>EvalDoc</w:t>
+            </w:r>
+          </w:p>
+        </w:tc>
+        <w:tc>
+          <w:tcPr>
+            <w:tcW w:type="dxa" w:w="2160"/>
+          </w:tcPr>
+          <w:p>
+            <w:r>
+              <w:t>99%</w:t>
+            </w:r>
+          </w:p>
+        </w:tc>
+        <w:tc>
+          <w:tcPr>
+            <w:tcW w:type="dxa" w:w="2160"/>
+          </w:tcPr>
+          <w:p>
+            <w:r>
+              <w:t>96%</w:t>
+            </w:r>
+          </w:p>
+        </w:tc>
+        <w:tc>
+          <w:tcPr>
+            <w:tcW w:type="dxa" w:w="2160"/>
+          </w:tcPr>
+          <w:p>
+            <w:r>
+              <w:t>98%</w:t>
+            </w:r>
+          </w:p>
+        </w:tc>
+      </w:tr>
+      <w:tr>
+        <w:tc>
+          <w:tcPr>
+            <w:tcW w:type="dxa" w:w="2160"/>
+          </w:tcPr>
+          <w:p>
+            <w:r>
+              <w:t>BiblioSoft</w:t>
+            </w:r>
+          </w:p>
+        </w:tc>
+        <w:tc>
+          <w:tcPr>
+            <w:tcW w:type="dxa" w:w="2160"/>
+          </w:tcPr>
+          <w:p>
+            <w:r>
+              <w:t>99%</w:t>
+            </w:r>
+          </w:p>
+        </w:tc>
+        <w:tc>
+          <w:tcPr>
+            <w:tcW w:type="dxa" w:w="2160"/>
+          </w:tcPr>
+          <w:p>
+            <w:r>
+              <w:t>99%</w:t>
+            </w:r>
+          </w:p>
+        </w:tc>
+        <w:tc>
+          <w:tcPr>
+            <w:tcW w:type="dxa" w:w="2160"/>
+          </w:tcPr>
+          <w:p>
+            <w:r>
+              <w:t>97%</w:t>
+            </w:r>
+          </w:p>
+        </w:tc>
+      </w:tr>
+    </w:tbl>
+    <w:p/>
     <w:p>
       <w:pPr>
         <w:pStyle w:val="Heading3"/>
@@ -723,138 +2333,191 @@
         <w:t>3.5 Bitácora de Ejecuciones</w:t>
       </w:r>
     </w:p>
-    <w:p>
-      <w:pPr>
-        <w:pStyle w:val="Heading4"/>
-      </w:pPr>
-      <w:r>
-        <w:t>SIGA (Base de Datos de Alumnos)</w:t>
-      </w:r>
-    </w:p>
+    <w:p/>
     <w:p>
       <w:r>
-        <w:t>• Fecha: 2026-02-03</w:t>
-      </w:r>
-    </w:p>
-    <w:p>
-      <w:r>
-        <w:t>• Registros procesados: 25,000</w:t>
-      </w:r>
-    </w:p>
-    <w:p>
-      <w:r>
-        <w:t>• Acciones: Extracción automatizada, normalización, eliminación de duplicados, corrección de incompletos</w:t>
-      </w:r>
-    </w:p>
-    <w:p>
-      <w:r>
-        <w:t>• Incidencias: 10 identificadores inválidos (en revisión)</w:t>
-      </w:r>
-    </w:p>
-    <w:p>
-      <w:r>
-        <w:t>• Resultado: Carga exitosa</w:t>
+        <w:t>#### SIGA (Base de Datos de Alumnos)</w:t>
       </w:r>
     </w:p>
     <w:p>
       <w:pPr>
-        <w:pStyle w:val="Heading4"/>
+        <w:pStyle w:val="ListBullet"/>
       </w:pPr>
       <w:r>
-        <w:t>RH-Plus (Recursos Humanos)</w:t>
-      </w:r>
-    </w:p>
-    <w:p>
-      <w:r>
-        <w:t>• Fecha: 2026-02-08</w:t>
-      </w:r>
-    </w:p>
-    <w:p>
-      <w:r>
-        <w:t>• Registros procesados: 2,500</w:t>
-      </w:r>
-    </w:p>
-    <w:p>
-      <w:r>
-        <w:t>• Acciones: Extracción, estandarización, validación</w:t>
-      </w:r>
-    </w:p>
-    <w:p>
-      <w:r>
-        <w:t>• Incidencias: 15 direcciones incompletas (notificados a RH)</w:t>
-      </w:r>
-    </w:p>
-    <w:p>
-      <w:r>
-        <w:t>• Resultado: Integración con datos de alumnos</w:t>
+        <w:t>Fecha: 2026-02-03</w:t>
       </w:r>
     </w:p>
     <w:p>
       <w:pPr>
-        <w:pStyle w:val="Heading4"/>
+        <w:pStyle w:val="ListBullet"/>
       </w:pPr>
       <w:r>
-        <w:t>EvalDoc (Evaluación Docente)</w:t>
-      </w:r>
-    </w:p>
-    <w:p>
-      <w:r>
-        <w:t>• Fecha: 2026-02-15</w:t>
-      </w:r>
-    </w:p>
-    <w:p>
-      <w:r>
-        <w:t>• Registros procesados: 15,000</w:t>
-      </w:r>
-    </w:p>
-    <w:p>
-      <w:r>
-        <w:t>• Acciones: Depuración de duplicados, validación de identificadores, reporte de calidad</w:t>
-      </w:r>
-    </w:p>
-    <w:p>
-      <w:r>
-        <w:t>• Incidencias: 120 duplicados eliminados, 45 inconsistencias (en revisión)</w:t>
-      </w:r>
-    </w:p>
-    <w:p>
-      <w:r>
-        <w:t>• Resultado: Listo para análisis</w:t>
+        <w:t>Registros procesados: 25,000</w:t>
       </w:r>
     </w:p>
     <w:p>
       <w:pPr>
-        <w:pStyle w:val="Heading4"/>
+        <w:pStyle w:val="ListBullet"/>
       </w:pPr>
       <w:r>
-        <w:t>BiblioSoft (Bibliotecas)</w:t>
+        <w:t>Acciones: Extracción automatizada, normalización, eliminación de duplicados, corrección de incompletos</w:t>
       </w:r>
     </w:p>
     <w:p>
+      <w:pPr>
+        <w:pStyle w:val="ListBullet"/>
+      </w:pPr>
       <w:r>
-        <w:t>• Fecha: 2026-02-22</w:t>
+        <w:t>Incidencias: 10 identificadores inválidos (en revisión)</w:t>
       </w:r>
     </w:p>
     <w:p>
+      <w:pPr>
+        <w:pStyle w:val="ListBullet"/>
+      </w:pPr>
       <w:r>
-        <w:t>• Registros procesados: 8,000</w:t>
+        <w:t>Resultado: Carga exitosa</w:t>
+      </w:r>
+    </w:p>
+    <w:p/>
+    <w:p>
+      <w:r>
+        <w:t>#### RH-Plus (Recursos Humanos)</w:t>
       </w:r>
     </w:p>
     <w:p>
+      <w:pPr>
+        <w:pStyle w:val="ListBullet"/>
+      </w:pPr>
       <w:r>
-        <w:t>• Acciones: Extracción, validación de fechas y estados, respaldo</w:t>
+        <w:t>Fecha: 2026-02-08</w:t>
       </w:r>
     </w:p>
     <w:p>
+      <w:pPr>
+        <w:pStyle w:val="ListBullet"/>
+      </w:pPr>
       <w:r>
-        <w:t>• Incidencias: 5 fechas fuera de rango</w:t>
+        <w:t>Registros procesados: 2,500</w:t>
       </w:r>
     </w:p>
     <w:p>
+      <w:pPr>
+        <w:pStyle w:val="ListBullet"/>
+      </w:pPr>
       <w:r>
-        <w:t>• Resultado: Carga y respaldo actualizado</w:t>
+        <w:t>Acciones: Extracción, estandarización, validación</w:t>
       </w:r>
     </w:p>
+    <w:p>
+      <w:pPr>
+        <w:pStyle w:val="ListBullet"/>
+      </w:pPr>
+      <w:r>
+        <w:t>Incidencias: 15 direcciones incompletas (notificados a RH)</w:t>
+      </w:r>
+    </w:p>
+    <w:p>
+      <w:pPr>
+        <w:pStyle w:val="ListBullet"/>
+      </w:pPr>
+      <w:r>
+        <w:t>Resultado: Integración con datos de alumnos</w:t>
+      </w:r>
+    </w:p>
+    <w:p/>
+    <w:p>
+      <w:r>
+        <w:t>#### EvalDoc (Evaluación Docente)</w:t>
+      </w:r>
+    </w:p>
+    <w:p>
+      <w:pPr>
+        <w:pStyle w:val="ListBullet"/>
+      </w:pPr>
+      <w:r>
+        <w:t>Fecha: 2026-02-15</w:t>
+      </w:r>
+    </w:p>
+    <w:p>
+      <w:pPr>
+        <w:pStyle w:val="ListBullet"/>
+      </w:pPr>
+      <w:r>
+        <w:t>Registros procesados: 15,000</w:t>
+      </w:r>
+    </w:p>
+    <w:p>
+      <w:pPr>
+        <w:pStyle w:val="ListBullet"/>
+      </w:pPr>
+      <w:r>
+        <w:t>Acciones: Depuración de duplicados, validación de identificadores, reporte de calidad</w:t>
+      </w:r>
+    </w:p>
+    <w:p>
+      <w:pPr>
+        <w:pStyle w:val="ListBullet"/>
+      </w:pPr>
+      <w:r>
+        <w:t>Incidencias: 120 duplicados eliminados, 45 inconsistencias (en revisión)</w:t>
+      </w:r>
+    </w:p>
+    <w:p>
+      <w:pPr>
+        <w:pStyle w:val="ListBullet"/>
+      </w:pPr>
+      <w:r>
+        <w:t>Resultado: Listo para análisis</w:t>
+      </w:r>
+    </w:p>
+    <w:p/>
+    <w:p>
+      <w:r>
+        <w:t>#### BiblioSoft (Bibliotecas)</w:t>
+      </w:r>
+    </w:p>
+    <w:p>
+      <w:pPr>
+        <w:pStyle w:val="ListBullet"/>
+      </w:pPr>
+      <w:r>
+        <w:t>Fecha: 2026-02-22</w:t>
+      </w:r>
+    </w:p>
+    <w:p>
+      <w:pPr>
+        <w:pStyle w:val="ListBullet"/>
+      </w:pPr>
+      <w:r>
+        <w:t>Registros procesados: 8,000</w:t>
+      </w:r>
+    </w:p>
+    <w:p>
+      <w:pPr>
+        <w:pStyle w:val="ListBullet"/>
+      </w:pPr>
+      <w:r>
+        <w:t>Acciones: Extracción, validación de fechas y estados, respaldo</w:t>
+      </w:r>
+    </w:p>
+    <w:p>
+      <w:pPr>
+        <w:pStyle w:val="ListBullet"/>
+      </w:pPr>
+      <w:r>
+        <w:t>Incidencias: 5 fechas fuera de rango</w:t>
+      </w:r>
+    </w:p>
+    <w:p>
+      <w:pPr>
+        <w:pStyle w:val="ListBullet"/>
+      </w:pPr>
+      <w:r>
+        <w:t>Resultado: Carga y respaldo actualizado</w:t>
+      </w:r>
+    </w:p>
+    <w:p/>
     <w:p>
       <w:pPr>
         <w:pStyle w:val="Heading2"/>
@@ -864,20 +2527,30 @@
       </w:r>
     </w:p>
     <w:p>
+      <w:pPr>
+        <w:pStyle w:val="ListBullet"/>
+      </w:pPr>
       <w:r>
-        <w:t>• 2026-02-07: Revisión de avance en desarrollo ETL/ELT. Acuerdos: ajustar reglas de validación para datos de empleados y alumnos, asignar revisión de formatos a equipo técnico.</w:t>
+        <w:t>2026-02-07: Revisión de avance en desarrollo ETL/ELT. Acuerdos: ajustar reglas de validación para datos de empleados y alumnos, asignar revisión de formatos a equipo técnico.</w:t>
       </w:r>
     </w:p>
     <w:p>
+      <w:pPr>
+        <w:pStyle w:val="ListBullet"/>
+      </w:pPr>
       <w:r>
-        <w:t>• 2026-02-14: Validación de integración de datos. Acuerdos: resolver duplicidades detectadas y actualizar mapeos de campos.</w:t>
+        <w:t>2026-02-14: Validación de integración de datos. Acuerdos: resolver duplicidades detectadas y actualizar mapeos de campos.</w:t>
       </w:r>
     </w:p>
     <w:p>
+      <w:pPr>
+        <w:pStyle w:val="ListBullet"/>
+      </w:pPr>
       <w:r>
-        <w:t>• 2026-02-21: Validación de resultados de depuración. Acuerdos: documentar incidencias, actualizar bitácoras y compartir reportes de calidad con responsables de área.</w:t>
+        <w:t>2026-02-21: Validación de resultados de depuración. Acuerdos: documentar incidencias, actualizar bitácoras y compartir reportes de calidad con responsables de área.</w:t>
       </w:r>
     </w:p>
+    <w:p/>
     <w:p>
       <w:pPr>
         <w:pStyle w:val="Heading2"/>
@@ -887,25 +2560,38 @@
       </w:r>
     </w:p>
     <w:p>
+      <w:pPr>
+        <w:pStyle w:val="ListBullet"/>
+      </w:pPr>
       <w:r>
-        <w:t>• Inconsistencias en formatos de archivos recibidos de fuentes externas, lo que requirió ajustes en los scripts de ingesta y validación.</w:t>
+        <w:t>Inconsistencias en formatos de archivos recibidos de fuentes externas, lo que requirió ajustes en los scripts de ingesta y validación.</w:t>
       </w:r>
     </w:p>
     <w:p>
+      <w:pPr>
+        <w:pStyle w:val="ListBullet"/>
+      </w:pPr>
       <w:r>
-        <w:t>• Errores en la carga de datos por duplicidad y registros incompletos, solucionados mediante depuración y comunicación con responsables de área.</w:t>
+        <w:t>Errores en la carga de datos por duplicidad y registros incompletos, solucionados mediante depuración y comunicación con responsables de área.</w:t>
       </w:r>
     </w:p>
     <w:p>
+      <w:pPr>
+        <w:pStyle w:val="ListBullet"/>
+      </w:pPr>
       <w:r>
-        <w:t>• Falta de documentación técnica en algunos sistemas legados, lo que dificultó el mapeo de campos y la integración.</w:t>
+        <w:t>Falta de documentación técnica en algunos sistemas legados, lo que dificultó el mapeo de campos y la integración.</w:t>
       </w:r>
     </w:p>
     <w:p>
+      <w:pPr>
+        <w:pStyle w:val="ListBullet"/>
+      </w:pPr>
       <w:r>
-        <w:t>• Se gestionó retroalimentación continua con los responsables de área para mejorar la calidad y consistencia de los datos.</w:t>
+        <w:t>Se gestionó retroalimentación continua con los responsables de área para mejorar la calidad y consistencia de los datos.</w:t>
       </w:r>
     </w:p>
+    <w:p/>
     <w:p>
       <w:pPr>
         <w:pStyle w:val="Heading2"/>
@@ -927,6 +2613,7 @@
         <w:t>El objetivo para los próximos meses es consolidar la exposición de datos mediante APIs, mejorar la automatización de validaciones, ampliar la integración con nuevas fuentes y fortalecer la capacitación del equipo. Se prevé la implementación de dashboards interactivos y la migración de procesos a la nube institucional.</w:t>
       </w:r>
     </w:p>
+    <w:p/>
     <w:p>
       <w:pPr>
         <w:pStyle w:val="Heading2"/>
@@ -936,48 +2623,79 @@
       </w:r>
     </w:p>
     <w:p>
+      <w:pPr>
+        <w:pStyle w:val="ListBullet"/>
+      </w:pPr>
       <w:r>
-        <w:t>• Manual de procesos ETL/ELT: [enlace interno]</w:t>
+        <w:t>Manual de procesos ETL/ELT: [enlace interno]</w:t>
       </w:r>
     </w:p>
     <w:p>
+      <w:pPr>
+        <w:pStyle w:val="ListBullet"/>
+      </w:pPr>
       <w:r>
-        <w:t>• Repositorio de scripts y pipelines: [enlace a GitHub/GitLab]</w:t>
+        <w:t>Repositorio de scripts y pipelines: [enlace a GitHub/GitLab]</w:t>
       </w:r>
     </w:p>
     <w:p>
+      <w:pPr>
+        <w:pStyle w:val="ListBullet"/>
+      </w:pPr>
       <w:r>
-        <w:t>• Documentación de arquitectura de datos: [enlace interno]</w:t>
+        <w:t>Documentación de arquitectura de datos: [enlace interno]</w:t>
       </w:r>
     </w:p>
     <w:p>
+      <w:pPr>
+        <w:pStyle w:val="ListBullet"/>
+      </w:pPr>
       <w:r>
-        <w:t>• Guía de seguridad y privacidad: [enlace institucional]</w:t>
+        <w:t>Guía de seguridad y privacidad: [enlace institucional]</w:t>
       </w:r>
     </w:p>
     <w:p>
+      <w:pPr>
+        <w:pStyle w:val="ListBullet"/>
+      </w:pPr>
       <w:r>
-        <w:t>• Finalizar integración de datos y validación de procesos ETL/ELT en marzo, asegurando la calidad y consistencia de la información consolidada.</w:t>
+        <w:t>Finalizar integración de datos y validación de procesos ETL/ELT en marzo, asegurando la calidad y consistencia de la información consolidada.</w:t>
       </w:r>
     </w:p>
     <w:p>
+      <w:pPr>
+        <w:pStyle w:val="ListBullet"/>
+      </w:pPr>
       <w:r>
-        <w:t>• Iniciar desarrollo de APIs para exposición de datos y resultados, permitiendo consultas y exportaciones en diversos formatos.</w:t>
+        <w:t>Iniciar desarrollo de APIs para exposición de datos y resultados, permitiendo consultas y exportaciones en diversos formatos.</w:t>
       </w:r>
     </w:p>
     <w:p>
+      <w:pPr>
+        <w:pStyle w:val="ListBullet"/>
+      </w:pPr>
       <w:r>
-        <w:t>• Documentar catálogo de endpoints, parámetros de consulta y ejemplos de salida para facilitar el uso por parte de usuarios internos y externos.</w:t>
+        <w:t>Documentar catálogo de endpoints, parámetros de consulta y ejemplos de salida para facilitar el uso por parte de usuarios internos y externos.</w:t>
       </w:r>
     </w:p>
     <w:p>
+      <w:pPr>
+        <w:pStyle w:val="ListBullet"/>
+      </w:pPr>
       <w:r>
-        <w:t>• Continuar con la capacitación del equipo técnico y responsables de área en el uso de los nuevos procesos y herramientas.</w:t>
+        <w:t>Continuar con la capacitación del equipo técnico y responsables de área en el uso de los nuevos procesos y herramientas.</w:t>
       </w:r>
     </w:p>
+    <w:p/>
     <w:p>
       <w:r>
-        <w:t>Comentarios adicionales:</w:t>
+        <w:t>---</w:t>
+      </w:r>
+    </w:p>
+    <w:p/>
+    <w:p>
+      <w:r>
+        <w:t>**Comentarios adicionales:**</w:t>
       </w:r>
     </w:p>
     <w:p>
@@ -988,31 +2706,65 @@
         <w:t>10. Glosario de Términos Técnicos</w:t>
       </w:r>
     </w:p>
+    <w:p/>
     <w:p>
       <w:r>
-        <w:t>ETL (Extract, Transform, Load): Proceso de extracción, transformación y carga de datos desde diversas fuentes a un repositorio central.</w:t>
-        <w:br/>
-        <w:t>ELT (Extract, Load, Transform): Variante de ETL donde la transformación se realiza después de la carga en el destino.</w:t>
-        <w:br/>
-        <w:t>Data Warehouse: Almacén centralizado de datos para análisis y consulta institucional.</w:t>
-        <w:br/>
-        <w:t>Pipeline: Secuencia automatizada de tareas para procesar datos.</w:t>
-        <w:br/>
-        <w:t>Script: Archivo de código que ejecuta tareas específicas de procesamiento o validación.</w:t>
-        <w:br/>
-        <w:t>API (Application Programming Interface): Interfaz que permite la comunicación entre sistemas y la exposición de datos.</w:t>
-        <w:br/>
-        <w:t>Bitácora: Registro detallado de ejecuciones, incidencias y acciones tomadas.</w:t>
-        <w:br/>
-        <w:t>Validación: Proceso de verificación de calidad, formato y consistencia de los datos.</w:t>
-        <w:br/>
-        <w:t>Depuración: Corrección de errores, duplicados o inconsistencias en los datos.</w:t>
-        <w:br/>
-        <w:t>Backup/Respaldo: Copia de seguridad de datos para recuperación ante fallos.</w:t>
-        <w:br/>
-        <w:t>Orquestación: Coordinación y gestión de la ejecución de procesos automatizados.</w:t>
-        <w:br/>
-        <w:t>Roles y Autenticación: Mecanismos de control de acceso y seguridad en sistemas.</w:t>
+        <w:t>**ETL (Extract, Transform, Load):** Proceso de extracción, transformación y carga de datos desde diversas fuentes a un repositorio central.</w:t>
+      </w:r>
+    </w:p>
+    <w:p>
+      <w:r>
+        <w:t>**ELT (Extract, Load, Transform):** Variante de ETL donde la transformación se realiza después de la carga en el destino.</w:t>
+      </w:r>
+    </w:p>
+    <w:p>
+      <w:r>
+        <w:t>**Data Warehouse:** Almacén centralizado de datos para análisis y consulta institucional.</w:t>
+      </w:r>
+    </w:p>
+    <w:p>
+      <w:r>
+        <w:t>**Pipeline:** Secuencia automatizada de tareas para procesar datos.</w:t>
+      </w:r>
+    </w:p>
+    <w:p>
+      <w:r>
+        <w:t>**Script:** Archivo de código que ejecuta tareas específicas de procesamiento o validación.</w:t>
+      </w:r>
+    </w:p>
+    <w:p>
+      <w:r>
+        <w:t>**API (Application Programming Interface):** Interfaz que permite la comunicación entre sistemas y la exposición de datos.</w:t>
+      </w:r>
+    </w:p>
+    <w:p>
+      <w:r>
+        <w:t>**Bitácora:** Registro detallado de ejecuciones, incidencias y acciones tomadas.</w:t>
+      </w:r>
+    </w:p>
+    <w:p>
+      <w:r>
+        <w:t>**Validación:** Proceso de verificación de calidad, formato y consistencia de los datos.</w:t>
+      </w:r>
+    </w:p>
+    <w:p>
+      <w:r>
+        <w:t>**Depuración:** Corrección de errores, duplicados o inconsistencias en los datos.</w:t>
+      </w:r>
+    </w:p>
+    <w:p>
+      <w:r>
+        <w:t>**Backup/Respaldo:** Copia de seguridad de datos para recuperación ante fallos.</w:t>
+      </w:r>
+    </w:p>
+    <w:p>
+      <w:r>
+        <w:t>**Orquestación:** Coordinación y gestión de la ejecución de procesos automatizados.</w:t>
+      </w:r>
+    </w:p>
+    <w:p>
+      <w:r>
+        <w:t>**Roles y Autenticación:** Mecanismos de control de acceso y seguridad en sistemas.</w:t>
       </w:r>
     </w:p>
     <w:p>
@@ -1023,27 +2775,194 @@
         <w:t>9. Checklist de Cumplimiento de Objetivos</w:t>
       </w:r>
     </w:p>
-    <w:p>
-      <w:r>
-        <w:t>| Objetivo                                      | Cumplido |</w:t>
-        <w:br/>
-        <w:t>|-----------------------------------------------|:--------:|</w:t>
-        <w:br/>
-        <w:t>| Implementar procesos ETL/ELT                  |   Sí     |</w:t>
-        <w:br/>
-        <w:t>| Validar y depurar datos integrados            |   Sí     |</w:t>
-        <w:br/>
-        <w:t>| Documentar evidencias y bitácoras             |   Sí     |</w:t>
-        <w:br/>
-        <w:t>| Realizar reuniones de seguimiento             |   Sí     |</w:t>
-        <w:br/>
-        <w:t>| Mejorar seguridad y privacidad                |   Sí     |</w:t>
-        <w:br/>
-        <w:t>| Gestionar incidencias y retroalimentación     |   Sí     |</w:t>
-        <w:br/>
-        <w:t>| Planificar próximos pasos y roadmap           |   Sí     |</w:t>
-      </w:r>
-    </w:p>
+    <w:tbl>
+      <w:tblPr>
+        <w:tblStyle w:val="TableGrid"/>
+        <w:tblW w:type="auto" w:w="0"/>
+        <w:tblLook w:firstColumn="1" w:firstRow="1" w:lastColumn="0" w:lastRow="0" w:noHBand="0" w:noVBand="1" w:val="04A0"/>
+      </w:tblPr>
+      <w:tblGrid>
+        <w:gridCol w:w="4320"/>
+        <w:gridCol w:w="4320"/>
+      </w:tblGrid>
+      <w:tr>
+        <w:tc>
+          <w:tcPr>
+            <w:tcW w:type="dxa" w:w="4320"/>
+          </w:tcPr>
+          <w:p>
+            <w:r>
+              <w:t>Objetivo</w:t>
+            </w:r>
+          </w:p>
+        </w:tc>
+        <w:tc>
+          <w:tcPr>
+            <w:tcW w:type="dxa" w:w="4320"/>
+          </w:tcPr>
+          <w:p>
+            <w:r>
+              <w:t>Cumplido</w:t>
+            </w:r>
+          </w:p>
+        </w:tc>
+      </w:tr>
+      <w:tr>
+        <w:tc>
+          <w:tcPr>
+            <w:tcW w:type="dxa" w:w="4320"/>
+          </w:tcPr>
+          <w:p>
+            <w:r>
+              <w:t>Implementar procesos ETL/ELT</w:t>
+            </w:r>
+          </w:p>
+        </w:tc>
+        <w:tc>
+          <w:tcPr>
+            <w:tcW w:type="dxa" w:w="4320"/>
+          </w:tcPr>
+          <w:p>
+            <w:r>
+              <w:t>Sí</w:t>
+            </w:r>
+          </w:p>
+        </w:tc>
+      </w:tr>
+      <w:tr>
+        <w:tc>
+          <w:tcPr>
+            <w:tcW w:type="dxa" w:w="4320"/>
+          </w:tcPr>
+          <w:p>
+            <w:r>
+              <w:t>Validar y depurar datos integrados</w:t>
+            </w:r>
+          </w:p>
+        </w:tc>
+        <w:tc>
+          <w:tcPr>
+            <w:tcW w:type="dxa" w:w="4320"/>
+          </w:tcPr>
+          <w:p>
+            <w:r>
+              <w:t>Sí</w:t>
+            </w:r>
+          </w:p>
+        </w:tc>
+      </w:tr>
+      <w:tr>
+        <w:tc>
+          <w:tcPr>
+            <w:tcW w:type="dxa" w:w="4320"/>
+          </w:tcPr>
+          <w:p>
+            <w:r>
+              <w:t>Documentar evidencias y bitácoras</w:t>
+            </w:r>
+          </w:p>
+        </w:tc>
+        <w:tc>
+          <w:tcPr>
+            <w:tcW w:type="dxa" w:w="4320"/>
+          </w:tcPr>
+          <w:p>
+            <w:r>
+              <w:t>Sí</w:t>
+            </w:r>
+          </w:p>
+        </w:tc>
+      </w:tr>
+      <w:tr>
+        <w:tc>
+          <w:tcPr>
+            <w:tcW w:type="dxa" w:w="4320"/>
+          </w:tcPr>
+          <w:p>
+            <w:r>
+              <w:t>Realizar reuniones de seguimiento</w:t>
+            </w:r>
+          </w:p>
+        </w:tc>
+        <w:tc>
+          <w:tcPr>
+            <w:tcW w:type="dxa" w:w="4320"/>
+          </w:tcPr>
+          <w:p>
+            <w:r>
+              <w:t>Sí</w:t>
+            </w:r>
+          </w:p>
+        </w:tc>
+      </w:tr>
+      <w:tr>
+        <w:tc>
+          <w:tcPr>
+            <w:tcW w:type="dxa" w:w="4320"/>
+          </w:tcPr>
+          <w:p>
+            <w:r>
+              <w:t>Mejorar seguridad y privacidad</w:t>
+            </w:r>
+          </w:p>
+        </w:tc>
+        <w:tc>
+          <w:tcPr>
+            <w:tcW w:type="dxa" w:w="4320"/>
+          </w:tcPr>
+          <w:p>
+            <w:r>
+              <w:t>Sí</w:t>
+            </w:r>
+          </w:p>
+        </w:tc>
+      </w:tr>
+      <w:tr>
+        <w:tc>
+          <w:tcPr>
+            <w:tcW w:type="dxa" w:w="4320"/>
+          </w:tcPr>
+          <w:p>
+            <w:r>
+              <w:t>Gestionar incidencias y retroalimentación</w:t>
+            </w:r>
+          </w:p>
+        </w:tc>
+        <w:tc>
+          <w:tcPr>
+            <w:tcW w:type="dxa" w:w="4320"/>
+          </w:tcPr>
+          <w:p>
+            <w:r>
+              <w:t>Sí</w:t>
+            </w:r>
+          </w:p>
+        </w:tc>
+      </w:tr>
+      <w:tr>
+        <w:tc>
+          <w:tcPr>
+            <w:tcW w:type="dxa" w:w="4320"/>
+          </w:tcPr>
+          <w:p>
+            <w:r>
+              <w:t>Planificar próximos pasos y roadmap</w:t>
+            </w:r>
+          </w:p>
+        </w:tc>
+        <w:tc>
+          <w:tcPr>
+            <w:tcW w:type="dxa" w:w="4320"/>
+          </w:tcPr>
+          <w:p>
+            <w:r>
+              <w:t>Sí</w:t>
+            </w:r>
+          </w:p>
+        </w:tc>
+      </w:tr>
+    </w:tbl>
+    <w:p/>
     <w:p>
       <w:r>
         <w:t>La experiencia de este mes resalta la importancia de la colaboración entre áreas técnicas y responsables de datos para lograr una integración exitosa. Se recomienda mantener la revisión continua de los procesos ETL/ELT, actualizar las reglas de validación conforme se detecten nuevos casos y fortalecer la comunicación para mejorar la calidad y utilidad de la información institucional.</w:t>
